--- a/public/assets/tds/NSW.docx
+++ b/public/assets/tds/NSW.docx
@@ -9,27 +9,27 @@
           <w:b/>
           <w:color w:val="FC6B00"/>
           <w:sz w:val="26"/>
-          <w:lang w:val="fr-FR"/>
         </w:rPr>
       </w:pPr>
       <w:r>
         <w:rPr>
           <w:b/>
+          <w:noProof/>
           <w:color w:val="FC6B00"/>
           <w:sz w:val="26"/>
           <w:lang w:val="fr-FR"/>
         </w:rPr>
         <w:drawing>
-          <wp:anchor distT="0" distB="0" distL="114300" distR="114300" simplePos="0" relativeHeight="251658240" behindDoc="0" locked="0" layoutInCell="1" allowOverlap="1" wp14:anchorId="35A01A58" wp14:editId="349B406B">
+          <wp:anchor distT="0" distB="0" distL="114300" distR="114300" simplePos="0" relativeHeight="251658240" behindDoc="0" locked="0" layoutInCell="1" allowOverlap="1" wp14:anchorId="35A01A58" wp14:editId="60977B2C">
             <wp:simplePos x="0" y="0"/>
             <wp:positionH relativeFrom="margin">
-              <wp:posOffset>3403600</wp:posOffset>
+              <wp:posOffset>3284220</wp:posOffset>
             </wp:positionH>
             <wp:positionV relativeFrom="margin">
-              <wp:posOffset>516255</wp:posOffset>
+              <wp:posOffset>483235</wp:posOffset>
             </wp:positionV>
-            <wp:extent cx="3503295" cy="1554480"/>
-            <wp:effectExtent l="0" t="0" r="1905" b="7620"/>
+            <wp:extent cx="3678555" cy="1554480"/>
+            <wp:effectExtent l="0" t="0" r="0" b="7620"/>
             <wp:wrapSquare wrapText="bothSides"/>
             <wp:docPr id="1543167077" name="Image 2"/>
             <wp:cNvGraphicFramePr>
@@ -60,7 +60,7 @@
                   <pic:spPr bwMode="auto">
                     <a:xfrm>
                       <a:off x="0" y="0"/>
-                      <a:ext cx="3503295" cy="1554480"/>
+                      <a:ext cx="3678555" cy="1554480"/>
                     </a:xfrm>
                     <a:prstGeom prst="rect">
                       <a:avLst/>
@@ -138,9 +138,20 @@
       <w:pPr>
         <w:spacing w:before="120" w:after="60"/>
         <w:rPr>
+          <w:rFonts w:ascii="Aptos Display" w:hAnsi="Aptos Display"/>
+          <w:b/>
+          <w:color w:val="F2A51A"/>
           <w:sz w:val="20"/>
           <w:szCs w:val="20"/>
         </w:rPr>
+        <w:sectPr>
+          <w:headerReference w:type="default" r:id="rId8"/>
+          <w:footerReference w:type="default" r:id="rId9"/>
+          <w:pgSz w:w="11906" w:h="16838"/>
+          <w:pgMar w:top="720" w:right="720" w:bottom="720" w:left="720" w:header="567" w:footer="567" w:gutter="0"/>
+          <w:cols w:space="708"/>
+          <w:docGrid w:linePitch="360"/>
+        </w:sectPr>
       </w:pPr>
       <w:r>
         <w:rPr>
@@ -163,63 +174,13 @@
         </w:rPr>
         <w:br/>
       </w:r>
-      <w:proofErr w:type="gramStart"/>
       <w:r>
         <w:rPr>
           <w:sz w:val="20"/>
           <w:szCs w:val="20"/>
         </w:rPr>
-        <w:t>NS</w:t>
+        <w:t>NSW is a solid white OPP film specially designed and formulated for food packaging applications. It combines excellent whiteness and gloss with good antistatic properties and reliable heat-sealing performance.</w:t>
       </w:r>
-      <w:r>
-        <w:rPr>
-          <w:sz w:val="20"/>
-          <w:szCs w:val="20"/>
-        </w:rPr>
-        <w:t xml:space="preserve">W </w:t>
-      </w:r>
-      <w:r>
-        <w:rPr>
-          <w:sz w:val="20"/>
-          <w:szCs w:val="20"/>
-        </w:rPr>
-        <w:t xml:space="preserve"> </w:t>
-      </w:r>
-      <w:r>
-        <w:rPr>
-          <w:sz w:val="20"/>
-          <w:szCs w:val="20"/>
-        </w:rPr>
-        <w:t>is</w:t>
-      </w:r>
-      <w:proofErr w:type="gramEnd"/>
-      <w:r>
-        <w:rPr>
-          <w:sz w:val="20"/>
-          <w:szCs w:val="20"/>
-        </w:rPr>
-        <w:t xml:space="preserve"> a Solid White OPP Film, designed and formulated for food packaging </w:t>
-      </w:r>
-    </w:p>
-    <w:p>
-      <w:pPr>
-        <w:spacing w:before="120" w:after="60"/>
-        <w:rPr>
-          <w:rFonts w:ascii="Aptos Display" w:hAnsi="Aptos Display"/>
-          <w:b/>
-          <w:color w:val="F2A51A"/>
-          <w:sz w:val="20"/>
-          <w:szCs w:val="20"/>
-        </w:rPr>
-        <w:sectPr>
-          <w:headerReference w:type="default" r:id="rId8"/>
-          <w:footerReference w:type="default" r:id="rId9"/>
-          <w:pgSz w:w="11906" w:h="16838"/>
-          <w:pgMar w:top="720" w:right="720" w:bottom="720" w:left="720" w:header="567" w:footer="567" w:gutter="0"/>
-          <w:cols w:space="708"/>
-          <w:docGrid w:linePitch="360"/>
-        </w:sectPr>
-      </w:pPr>
     </w:p>
     <w:p>
       <w:pPr>
@@ -245,10 +206,97 @@
     </w:p>
     <w:p>
       <w:pPr>
-        <w:pStyle w:val="Paragraphedeliste"/>
+        <w:pStyle w:val="ListParagraph"/>
         <w:numPr>
           <w:ilvl w:val="0"/>
-          <w:numId w:val="24"/>
+          <w:numId w:val="27"/>
+        </w:numPr>
+        <w:spacing w:before="120" w:after="60"/>
+        <w:rPr>
+          <w:rFonts w:ascii="Aptos" w:hAnsi="Aptos"/>
+          <w:bCs/>
+          <w:color w:val="101820"/>
+          <w:sz w:val="20"/>
+          <w:szCs w:val="20"/>
+          <w:lang/>
+        </w:rPr>
+      </w:pPr>
+      <w:r>
+        <w:rPr>
+          <w:rFonts w:ascii="Aptos" w:hAnsi="Aptos"/>
+          <w:bCs/>
+          <w:color w:val="101820"/>
+          <w:sz w:val="20"/>
+          <w:szCs w:val="20"/>
+          <w:lang/>
+        </w:rPr>
+        <w:t xml:space="preserve">Excellent whiteness and high gloss </w:t>
+      </w:r>
+    </w:p>
+    <w:p>
+      <w:pPr>
+        <w:pStyle w:val="ListParagraph"/>
+        <w:numPr>
+          <w:ilvl w:val="0"/>
+          <w:numId w:val="27"/>
+        </w:numPr>
+        <w:spacing w:before="120" w:after="60"/>
+        <w:rPr>
+          <w:rFonts w:ascii="Aptos" w:hAnsi="Aptos"/>
+          <w:bCs/>
+          <w:color w:val="101820"/>
+          <w:sz w:val="20"/>
+          <w:szCs w:val="20"/>
+          <w:lang/>
+        </w:rPr>
+      </w:pPr>
+      <w:r>
+        <w:rPr>
+          <w:rFonts w:ascii="Aptos" w:hAnsi="Aptos"/>
+          <w:bCs/>
+          <w:color w:val="101820"/>
+          <w:sz w:val="20"/>
+          <w:szCs w:val="20"/>
+          <w:lang/>
+        </w:rPr>
+        <w:t xml:space="preserve">Good antistatic properties </w:t>
+      </w:r>
+    </w:p>
+    <w:p>
+      <w:pPr>
+        <w:pStyle w:val="ListParagraph"/>
+        <w:numPr>
+          <w:ilvl w:val="0"/>
+          <w:numId w:val="27"/>
+        </w:numPr>
+        <w:spacing w:before="120" w:after="60"/>
+        <w:rPr>
+          <w:rFonts w:ascii="Aptos" w:hAnsi="Aptos"/>
+          <w:bCs/>
+          <w:color w:val="101820"/>
+          <w:sz w:val="20"/>
+          <w:szCs w:val="20"/>
+          <w:lang/>
+        </w:rPr>
+      </w:pPr>
+      <w:r>
+        <w:rPr>
+          <w:rFonts w:ascii="Aptos" w:hAnsi="Aptos"/>
+          <w:bCs/>
+          <w:color w:val="101820"/>
+          <w:sz w:val="20"/>
+          <w:szCs w:val="20"/>
+          <w:lang/>
+        </w:rPr>
+        <w:t xml:space="preserve">Very good heat-sealing performance </w:t>
+      </w:r>
+    </w:p>
+    <w:p>
+      <w:pPr>
+        <w:pStyle w:val="ListParagraph"/>
+        <w:numPr>
+          <w:ilvl w:val="0"/>
+          <w:numId w:val="27"/>
         </w:numPr>
         <w:spacing w:before="120" w:after="60"/>
         <w:rPr>
@@ -266,170 +314,9 @@
           <w:color w:val="101820"/>
           <w:sz w:val="20"/>
           <w:szCs w:val="20"/>
+          <w:lang/>
         </w:rPr>
-        <w:t xml:space="preserve">Good whiteness &amp; high </w:t>
-      </w:r>
-      <w:proofErr w:type="gramStart"/>
-      <w:r>
-        <w:rPr>
-          <w:rFonts w:ascii="Aptos" w:hAnsi="Aptos"/>
-          <w:bCs/>
-          <w:color w:val="101820"/>
-          <w:sz w:val="20"/>
-          <w:szCs w:val="20"/>
-        </w:rPr>
-        <w:t>gloss .</w:t>
-      </w:r>
-      <w:proofErr w:type="gramEnd"/>
-      <w:r>
-        <w:rPr>
-          <w:rFonts w:ascii="Aptos" w:hAnsi="Aptos"/>
-          <w:bCs/>
-          <w:color w:val="101820"/>
-          <w:sz w:val="20"/>
-          <w:szCs w:val="20"/>
-        </w:rPr>
-        <w:t xml:space="preserve"> </w:t>
-      </w:r>
-    </w:p>
-    <w:p>
-      <w:pPr>
-        <w:pStyle w:val="Paragraphedeliste"/>
-        <w:numPr>
-          <w:ilvl w:val="0"/>
-          <w:numId w:val="24"/>
-        </w:numPr>
-        <w:spacing w:before="120" w:after="60"/>
-        <w:rPr>
-          <w:rFonts w:ascii="Aptos" w:hAnsi="Aptos"/>
-          <w:bCs/>
-          <w:color w:val="101820"/>
-          <w:sz w:val="20"/>
-          <w:szCs w:val="20"/>
-        </w:rPr>
-      </w:pPr>
-      <w:r>
-        <w:rPr>
-          <w:rFonts w:ascii="Aptos" w:hAnsi="Aptos"/>
-          <w:bCs/>
-          <w:color w:val="101820"/>
-          <w:sz w:val="20"/>
-          <w:szCs w:val="20"/>
-        </w:rPr>
-        <w:t xml:space="preserve">Good Antistatic </w:t>
-      </w:r>
-      <w:proofErr w:type="gramStart"/>
-      <w:r>
-        <w:rPr>
-          <w:rFonts w:ascii="Aptos" w:hAnsi="Aptos"/>
-          <w:bCs/>
-          <w:color w:val="101820"/>
-          <w:sz w:val="20"/>
-          <w:szCs w:val="20"/>
-        </w:rPr>
-        <w:t>behavior .</w:t>
-      </w:r>
-      <w:proofErr w:type="gramEnd"/>
-      <w:r>
-        <w:rPr>
-          <w:rFonts w:ascii="Aptos" w:hAnsi="Aptos"/>
-          <w:bCs/>
-          <w:color w:val="101820"/>
-          <w:sz w:val="20"/>
-          <w:szCs w:val="20"/>
-        </w:rPr>
-        <w:t xml:space="preserve"> </w:t>
-      </w:r>
-    </w:p>
-    <w:p>
-      <w:pPr>
-        <w:pStyle w:val="Paragraphedeliste"/>
-        <w:numPr>
-          <w:ilvl w:val="0"/>
-          <w:numId w:val="24"/>
-        </w:numPr>
-        <w:spacing w:before="120" w:after="60"/>
-        <w:rPr>
-          <w:rFonts w:ascii="Aptos" w:hAnsi="Aptos"/>
-          <w:bCs/>
-          <w:color w:val="101820"/>
-          <w:sz w:val="20"/>
-          <w:szCs w:val="20"/>
-        </w:rPr>
-      </w:pPr>
-      <w:r>
-        <w:rPr>
-          <w:rFonts w:ascii="Aptos" w:hAnsi="Aptos"/>
-          <w:bCs/>
-          <w:color w:val="101820"/>
-          <w:sz w:val="20"/>
-          <w:szCs w:val="20"/>
-        </w:rPr>
-        <w:t xml:space="preserve">Very good seal </w:t>
-      </w:r>
-      <w:proofErr w:type="gramStart"/>
-      <w:r>
-        <w:rPr>
-          <w:rFonts w:ascii="Aptos" w:hAnsi="Aptos"/>
-          <w:bCs/>
-          <w:color w:val="101820"/>
-          <w:sz w:val="20"/>
-          <w:szCs w:val="20"/>
-        </w:rPr>
-        <w:t>ability .</w:t>
-      </w:r>
-      <w:proofErr w:type="gramEnd"/>
-    </w:p>
-    <w:p>
-      <w:pPr>
-        <w:pStyle w:val="Paragraphedeliste"/>
-        <w:spacing w:before="120" w:after="60"/>
-        <w:ind w:left="0"/>
-        <w:rPr>
-          <w:rFonts w:ascii="Aptos Display" w:hAnsi="Aptos Display"/>
-          <w:b/>
-          <w:color w:val="FC6B00"/>
-          <w:sz w:val="20"/>
-          <w:szCs w:val="20"/>
-        </w:rPr>
-      </w:pPr>
-    </w:p>
-    <w:p>
-      <w:pPr>
-        <w:pStyle w:val="Paragraphedeliste"/>
-        <w:spacing w:before="120" w:after="60"/>
-        <w:ind w:left="0"/>
-        <w:rPr>
-          <w:rFonts w:ascii="Aptos Display" w:hAnsi="Aptos Display"/>
-          <w:b/>
-          <w:color w:val="FC6B00"/>
-          <w:sz w:val="20"/>
-          <w:szCs w:val="20"/>
-        </w:rPr>
-      </w:pPr>
-    </w:p>
-    <w:p>
-      <w:pPr>
-        <w:pStyle w:val="Paragraphedeliste"/>
-        <w:spacing w:before="120" w:after="60"/>
-        <w:ind w:left="0"/>
-        <w:rPr>
-          <w:rFonts w:ascii="Aptos" w:hAnsi="Aptos"/>
-          <w:bCs/>
-          <w:color w:val="101820"/>
-          <w:sz w:val="20"/>
-          <w:szCs w:val="20"/>
-        </w:rPr>
-      </w:pPr>
-      <w:r>
-        <w:rPr>
-          <w:rFonts w:ascii="Aptos Display" w:hAnsi="Aptos Display"/>
-          <w:b/>
-          <w:color w:val="FC6B00"/>
-          <w:sz w:val="20"/>
-          <w:szCs w:val="20"/>
-        </w:rPr>
-        <w:t xml:space="preserve">    </w:t>
+        <w:t>Suitable for demanding food packaging applications</w:t>
       </w:r>
     </w:p>
     <w:p>
@@ -455,7 +342,7 @@
     </w:p>
     <w:p>
       <w:pPr>
-        <w:pStyle w:val="Paragraphedeliste"/>
+        <w:pStyle w:val="ListParagraph"/>
         <w:numPr>
           <w:ilvl w:val="0"/>
           <w:numId w:val="21"/>
@@ -475,21 +362,12 @@
           <w:sz w:val="20"/>
           <w:szCs w:val="20"/>
         </w:rPr>
-        <w:t>Biscuit and cookie packaging</w:t>
-      </w:r>
-      <w:r>
-        <w:rPr>
-          <w:rFonts w:ascii="Aptos Display" w:hAnsi="Aptos Display"/>
-          <w:bCs/>
-          <w:sz w:val="20"/>
-          <w:szCs w:val="20"/>
-        </w:rPr>
-        <w:t xml:space="preserve"> </w:t>
+        <w:t xml:space="preserve">Biscuit and cookie packaging </w:t>
       </w:r>
     </w:p>
     <w:p>
       <w:pPr>
-        <w:pStyle w:val="Paragraphedeliste"/>
+        <w:pStyle w:val="ListParagraph"/>
         <w:numPr>
           <w:ilvl w:val="0"/>
           <w:numId w:val="21"/>
@@ -512,7 +390,7 @@
     </w:p>
     <w:p>
       <w:pPr>
-        <w:pStyle w:val="Paragraphedeliste"/>
+        <w:pStyle w:val="ListParagraph"/>
         <w:spacing w:before="120" w:after="60"/>
         <w:rPr>
           <w:rFonts w:ascii="Aptos Display" w:hAnsi="Aptos Display"/>
@@ -553,7 +431,7 @@
     </w:p>
     <w:tbl>
       <w:tblPr>
-        <w:tblW w:w="11439" w:type="dxa"/>
+        <w:tblW w:w="10627" w:type="dxa"/>
         <w:jc w:val="center"/>
         <w:tblBorders>
           <w:top w:val="single" w:sz="4" w:space="0" w:color="auto"/>
@@ -566,27 +444,27 @@
         <w:tblLook w:val="04A0" w:firstRow="1" w:lastRow="0" w:firstColumn="1" w:lastColumn="0" w:noHBand="0" w:noVBand="1"/>
       </w:tblPr>
       <w:tblGrid>
-        <w:gridCol w:w="2623"/>
-        <w:gridCol w:w="1008"/>
-        <w:gridCol w:w="1100"/>
-        <w:gridCol w:w="979"/>
-        <w:gridCol w:w="979"/>
-        <w:gridCol w:w="29"/>
-        <w:gridCol w:w="949"/>
-        <w:gridCol w:w="30"/>
-        <w:gridCol w:w="948"/>
-        <w:gridCol w:w="15"/>
-        <w:gridCol w:w="965"/>
-        <w:gridCol w:w="1814"/>
+        <w:gridCol w:w="2547"/>
+        <w:gridCol w:w="822"/>
+        <w:gridCol w:w="1075"/>
+        <w:gridCol w:w="909"/>
+        <w:gridCol w:w="909"/>
+        <w:gridCol w:w="27"/>
+        <w:gridCol w:w="881"/>
+        <w:gridCol w:w="28"/>
+        <w:gridCol w:w="880"/>
+        <w:gridCol w:w="13"/>
+        <w:gridCol w:w="835"/>
+        <w:gridCol w:w="1701"/>
       </w:tblGrid>
       <w:tr>
         <w:trPr>
-          <w:trHeight w:val="418"/>
+          <w:trHeight w:val="446"/>
           <w:jc w:val="center"/>
         </w:trPr>
         <w:tc>
           <w:tcPr>
-            <w:tcW w:w="3631" w:type="dxa"/>
+            <w:tcW w:w="3369" w:type="dxa"/>
             <w:gridSpan w:val="2"/>
             <w:shd w:val="clear" w:color="auto" w:fill="101820"/>
             <w:vAlign w:val="center"/>
@@ -594,6 +472,7 @@
           <w:p>
             <w:pPr>
               <w:spacing w:after="0" w:line="360" w:lineRule="auto"/>
+              <w:jc w:val="center"/>
               <w:rPr>
                 <w:sz w:val="20"/>
                 <w:szCs w:val="20"/>
@@ -613,7 +492,7 @@
         </w:tc>
         <w:tc>
           <w:tcPr>
-            <w:tcW w:w="1100" w:type="dxa"/>
+            <w:tcW w:w="1075" w:type="dxa"/>
             <w:shd w:val="clear" w:color="auto" w:fill="101820"/>
             <w:vAlign w:val="center"/>
           </w:tcPr>
@@ -640,8 +519,9 @@
         </w:tc>
         <w:tc>
           <w:tcPr>
-            <w:tcW w:w="979" w:type="dxa"/>
+            <w:tcW w:w="909" w:type="dxa"/>
             <w:shd w:val="clear" w:color="auto" w:fill="101820"/>
+            <w:vAlign w:val="center"/>
           </w:tcPr>
           <w:p>
             <w:pPr>
@@ -659,7 +539,7 @@
         </w:tc>
         <w:tc>
           <w:tcPr>
-            <w:tcW w:w="3915" w:type="dxa"/>
+            <w:tcW w:w="3573" w:type="dxa"/>
             <w:gridSpan w:val="7"/>
             <w:shd w:val="clear" w:color="auto" w:fill="101820"/>
             <w:vAlign w:val="center"/>
@@ -687,7 +567,7 @@
         </w:tc>
         <w:tc>
           <w:tcPr>
-            <w:tcW w:w="1814" w:type="dxa"/>
+            <w:tcW w:w="1701" w:type="dxa"/>
             <w:shd w:val="clear" w:color="auto" w:fill="101820"/>
             <w:vAlign w:val="center"/>
           </w:tcPr>
@@ -715,18 +595,43 @@
       </w:tr>
       <w:tr>
         <w:trPr>
-          <w:trHeight w:val="340"/>
+          <w:trHeight w:val="362"/>
           <w:jc w:val="center"/>
         </w:trPr>
         <w:tc>
           <w:tcPr>
-            <w:tcW w:w="3631" w:type="dxa"/>
+            <w:tcW w:w="3369" w:type="dxa"/>
             <w:gridSpan w:val="2"/>
             <w:vAlign w:val="center"/>
           </w:tcPr>
           <w:p>
             <w:pPr>
               <w:spacing w:after="0" w:line="360" w:lineRule="auto"/>
+              <w:rPr>
+                <w:sz w:val="20"/>
+                <w:szCs w:val="20"/>
+              </w:rPr>
+            </w:pPr>
+            <w:r>
+              <w:rPr>
+                <w:rFonts w:ascii="Aptos" w:hAnsi="Aptos"/>
+                <w:b/>
+                <w:color w:val="101820"/>
+                <w:sz w:val="20"/>
+                <w:szCs w:val="20"/>
+              </w:rPr>
+              <w:t>Thickness</w:t>
+            </w:r>
+          </w:p>
+        </w:tc>
+        <w:tc>
+          <w:tcPr>
+            <w:tcW w:w="1075" w:type="dxa"/>
+            <w:vAlign w:val="center"/>
+          </w:tcPr>
+          <w:p>
+            <w:pPr>
+              <w:spacing w:after="0" w:line="360" w:lineRule="auto"/>
               <w:jc w:val="center"/>
               <w:rPr>
                 <w:sz w:val="20"/>
@@ -736,18 +641,17 @@
             <w:r>
               <w:rPr>
                 <w:rFonts w:ascii="Aptos" w:hAnsi="Aptos"/>
-                <w:b/>
-                <w:color w:val="101820"/>
-                <w:sz w:val="20"/>
-                <w:szCs w:val="20"/>
-              </w:rPr>
-              <w:t>Thickness</w:t>
-            </w:r>
-          </w:p>
-        </w:tc>
-        <w:tc>
-          <w:tcPr>
-            <w:tcW w:w="1100" w:type="dxa"/>
+                <w:color w:val="101820"/>
+                <w:sz w:val="20"/>
+                <w:szCs w:val="20"/>
+              </w:rPr>
+              <w:t>µm</w:t>
+            </w:r>
+          </w:p>
+        </w:tc>
+        <w:tc>
+          <w:tcPr>
+            <w:tcW w:w="909" w:type="dxa"/>
             <w:vAlign w:val="center"/>
           </w:tcPr>
           <w:p>
@@ -755,50 +659,52 @@
               <w:spacing w:after="0" w:line="360" w:lineRule="auto"/>
               <w:jc w:val="center"/>
               <w:rPr>
-                <w:sz w:val="20"/>
-                <w:szCs w:val="20"/>
-              </w:rPr>
-            </w:pPr>
-            <w:r>
-              <w:rPr>
-                <w:rFonts w:ascii="Aptos" w:hAnsi="Aptos"/>
-                <w:color w:val="101820"/>
-                <w:sz w:val="20"/>
-                <w:szCs w:val="20"/>
-              </w:rPr>
-              <w:t>µm</w:t>
-            </w:r>
-          </w:p>
-        </w:tc>
-        <w:tc>
-          <w:tcPr>
-            <w:tcW w:w="979" w:type="dxa"/>
+                <w:rFonts w:ascii="Aptos" w:hAnsi="Aptos"/>
+                <w:color w:val="101820"/>
+                <w:sz w:val="20"/>
+                <w:szCs w:val="20"/>
+              </w:rPr>
+            </w:pPr>
+            <w:r>
+              <w:rPr>
+                <w:rFonts w:ascii="Aptos" w:hAnsi="Aptos"/>
+                <w:color w:val="101820"/>
+                <w:sz w:val="20"/>
+                <w:szCs w:val="20"/>
+              </w:rPr>
+              <w:t>18</w:t>
+            </w:r>
+          </w:p>
+        </w:tc>
+        <w:tc>
+          <w:tcPr>
+            <w:tcW w:w="909" w:type="dxa"/>
+            <w:vAlign w:val="center"/>
           </w:tcPr>
           <w:p>
             <w:pPr>
               <w:spacing w:after="0" w:line="360" w:lineRule="auto"/>
               <w:jc w:val="center"/>
               <w:rPr>
-                <w:rFonts w:ascii="Aptos" w:hAnsi="Aptos"/>
-                <w:color w:val="101820"/>
-                <w:sz w:val="20"/>
-                <w:szCs w:val="20"/>
-              </w:rPr>
-            </w:pPr>
-            <w:r>
-              <w:rPr>
-                <w:rFonts w:ascii="Aptos" w:hAnsi="Aptos"/>
-                <w:color w:val="101820"/>
-                <w:sz w:val="20"/>
-                <w:szCs w:val="20"/>
-              </w:rPr>
-              <w:t>18</w:t>
-            </w:r>
-          </w:p>
-        </w:tc>
-        <w:tc>
-          <w:tcPr>
-            <w:tcW w:w="979" w:type="dxa"/>
+                <w:sz w:val="20"/>
+                <w:szCs w:val="20"/>
+              </w:rPr>
+            </w:pPr>
+            <w:r>
+              <w:rPr>
+                <w:rFonts w:ascii="Aptos" w:hAnsi="Aptos"/>
+                <w:color w:val="101820"/>
+                <w:sz w:val="20"/>
+                <w:szCs w:val="20"/>
+              </w:rPr>
+              <w:t>20</w:t>
+            </w:r>
+          </w:p>
+        </w:tc>
+        <w:tc>
+          <w:tcPr>
+            <w:tcW w:w="908" w:type="dxa"/>
+            <w:gridSpan w:val="2"/>
             <w:vAlign w:val="center"/>
           </w:tcPr>
           <w:p>
@@ -812,18 +718,16 @@
             </w:pPr>
             <w:r>
               <w:rPr>
-                <w:rFonts w:ascii="Aptos" w:hAnsi="Aptos"/>
-                <w:color w:val="101820"/>
-                <w:sz w:val="20"/>
-                <w:szCs w:val="20"/>
-              </w:rPr>
-              <w:t>20</w:t>
-            </w:r>
-          </w:p>
-        </w:tc>
-        <w:tc>
-          <w:tcPr>
-            <w:tcW w:w="978" w:type="dxa"/>
+                <w:sz w:val="20"/>
+                <w:szCs w:val="20"/>
+              </w:rPr>
+              <w:t>25</w:t>
+            </w:r>
+          </w:p>
+        </w:tc>
+        <w:tc>
+          <w:tcPr>
+            <w:tcW w:w="908" w:type="dxa"/>
             <w:gridSpan w:val="2"/>
             <w:vAlign w:val="center"/>
           </w:tcPr>
@@ -838,16 +742,18 @@
             </w:pPr>
             <w:r>
               <w:rPr>
-                <w:sz w:val="20"/>
-                <w:szCs w:val="20"/>
-              </w:rPr>
-              <w:t>25</w:t>
-            </w:r>
-          </w:p>
-        </w:tc>
-        <w:tc>
-          <w:tcPr>
-            <w:tcW w:w="978" w:type="dxa"/>
+                <w:rFonts w:ascii="Aptos" w:hAnsi="Aptos"/>
+                <w:color w:val="101820"/>
+                <w:sz w:val="20"/>
+                <w:szCs w:val="20"/>
+              </w:rPr>
+              <w:t>30</w:t>
+            </w:r>
+          </w:p>
+        </w:tc>
+        <w:tc>
+          <w:tcPr>
+            <w:tcW w:w="848" w:type="dxa"/>
             <w:gridSpan w:val="2"/>
             <w:vAlign w:val="center"/>
           </w:tcPr>
@@ -862,32 +768,6 @@
             </w:pPr>
             <w:r>
               <w:rPr>
-                <w:rFonts w:ascii="Aptos" w:hAnsi="Aptos"/>
-                <w:color w:val="101820"/>
-                <w:sz w:val="20"/>
-                <w:szCs w:val="20"/>
-              </w:rPr>
-              <w:t>30</w:t>
-            </w:r>
-          </w:p>
-        </w:tc>
-        <w:tc>
-          <w:tcPr>
-            <w:tcW w:w="980" w:type="dxa"/>
-            <w:gridSpan w:val="2"/>
-            <w:vAlign w:val="center"/>
-          </w:tcPr>
-          <w:p>
-            <w:pPr>
-              <w:spacing w:after="0" w:line="360" w:lineRule="auto"/>
-              <w:jc w:val="center"/>
-              <w:rPr>
-                <w:sz w:val="20"/>
-                <w:szCs w:val="20"/>
-              </w:rPr>
-            </w:pPr>
-            <w:r>
-              <w:rPr>
                 <w:sz w:val="20"/>
                 <w:szCs w:val="20"/>
               </w:rPr>
@@ -897,7 +777,7 @@
         </w:tc>
         <w:tc>
           <w:tcPr>
-            <w:tcW w:w="1814" w:type="dxa"/>
+            <w:tcW w:w="1701" w:type="dxa"/>
             <w:vAlign w:val="center"/>
           </w:tcPr>
           <w:p>
@@ -923,18 +803,43 @@
       </w:tr>
       <w:tr>
         <w:trPr>
-          <w:trHeight w:val="340"/>
+          <w:trHeight w:val="362"/>
           <w:jc w:val="center"/>
         </w:trPr>
         <w:tc>
           <w:tcPr>
-            <w:tcW w:w="3631" w:type="dxa"/>
+            <w:tcW w:w="3369" w:type="dxa"/>
             <w:gridSpan w:val="2"/>
             <w:vAlign w:val="center"/>
           </w:tcPr>
           <w:p>
             <w:pPr>
               <w:spacing w:after="0" w:line="360" w:lineRule="auto"/>
+              <w:rPr>
+                <w:sz w:val="20"/>
+                <w:szCs w:val="20"/>
+              </w:rPr>
+            </w:pPr>
+            <w:r>
+              <w:rPr>
+                <w:rFonts w:ascii="Aptos" w:hAnsi="Aptos"/>
+                <w:b/>
+                <w:color w:val="101820"/>
+                <w:sz w:val="20"/>
+                <w:szCs w:val="20"/>
+              </w:rPr>
+              <w:t>Unit Weight</w:t>
+            </w:r>
+          </w:p>
+        </w:tc>
+        <w:tc>
+          <w:tcPr>
+            <w:tcW w:w="1075" w:type="dxa"/>
+            <w:vAlign w:val="center"/>
+          </w:tcPr>
+          <w:p>
+            <w:pPr>
+              <w:spacing w:after="0" w:line="360" w:lineRule="auto"/>
               <w:jc w:val="center"/>
               <w:rPr>
                 <w:sz w:val="20"/>
@@ -944,18 +849,17 @@
             <w:r>
               <w:rPr>
                 <w:rFonts w:ascii="Aptos" w:hAnsi="Aptos"/>
-                <w:b/>
-                <w:color w:val="101820"/>
-                <w:sz w:val="20"/>
-                <w:szCs w:val="20"/>
-              </w:rPr>
-              <w:t>Unit Weight</w:t>
-            </w:r>
-          </w:p>
-        </w:tc>
-        <w:tc>
-          <w:tcPr>
-            <w:tcW w:w="1100" w:type="dxa"/>
+                <w:color w:val="101820"/>
+                <w:sz w:val="20"/>
+                <w:szCs w:val="20"/>
+              </w:rPr>
+              <w:t>g/m²</w:t>
+            </w:r>
+          </w:p>
+        </w:tc>
+        <w:tc>
+          <w:tcPr>
+            <w:tcW w:w="909" w:type="dxa"/>
             <w:vAlign w:val="center"/>
           </w:tcPr>
           <w:p>
@@ -969,18 +873,17 @@
             </w:pPr>
             <w:r>
               <w:rPr>
-                <w:rFonts w:ascii="Aptos" w:hAnsi="Aptos"/>
-                <w:color w:val="101820"/>
-                <w:sz w:val="20"/>
-                <w:szCs w:val="20"/>
-              </w:rPr>
-              <w:t>g/m²</w:t>
-            </w:r>
-          </w:p>
-        </w:tc>
-        <w:tc>
-          <w:tcPr>
-            <w:tcW w:w="979" w:type="dxa"/>
+                <w:sz w:val="20"/>
+                <w:szCs w:val="20"/>
+              </w:rPr>
+              <w:t>17.1</w:t>
+            </w:r>
+          </w:p>
+        </w:tc>
+        <w:tc>
+          <w:tcPr>
+            <w:tcW w:w="909" w:type="dxa"/>
+            <w:vAlign w:val="center"/>
           </w:tcPr>
           <w:p>
             <w:pPr>
@@ -996,13 +899,14 @@
                 <w:sz w:val="20"/>
                 <w:szCs w:val="20"/>
               </w:rPr>
-              <w:t>17.1</w:t>
-            </w:r>
-          </w:p>
-        </w:tc>
-        <w:tc>
-          <w:tcPr>
-            <w:tcW w:w="979" w:type="dxa"/>
+              <w:t>19.0</w:t>
+            </w:r>
+          </w:p>
+        </w:tc>
+        <w:tc>
+          <w:tcPr>
+            <w:tcW w:w="908" w:type="dxa"/>
+            <w:gridSpan w:val="2"/>
             <w:vAlign w:val="center"/>
           </w:tcPr>
           <w:p>
@@ -1019,13 +923,13 @@
                 <w:sz w:val="20"/>
                 <w:szCs w:val="20"/>
               </w:rPr>
-              <w:t>19.0</w:t>
-            </w:r>
-          </w:p>
-        </w:tc>
-        <w:tc>
-          <w:tcPr>
-            <w:tcW w:w="978" w:type="dxa"/>
+              <w:t>23.8</w:t>
+            </w:r>
+          </w:p>
+        </w:tc>
+        <w:tc>
+          <w:tcPr>
+            <w:tcW w:w="908" w:type="dxa"/>
             <w:gridSpan w:val="2"/>
             <w:vAlign w:val="center"/>
           </w:tcPr>
@@ -1043,13 +947,20 @@
                 <w:sz w:val="20"/>
                 <w:szCs w:val="20"/>
               </w:rPr>
-              <w:t>23.8</w:t>
-            </w:r>
-          </w:p>
-        </w:tc>
-        <w:tc>
-          <w:tcPr>
-            <w:tcW w:w="978" w:type="dxa"/>
+              <w:t>28.</w:t>
+            </w:r>
+            <w:r>
+              <w:rPr>
+                <w:sz w:val="20"/>
+                <w:szCs w:val="20"/>
+              </w:rPr>
+              <w:t>5</w:t>
+            </w:r>
+          </w:p>
+        </w:tc>
+        <w:tc>
+          <w:tcPr>
+            <w:tcW w:w="848" w:type="dxa"/>
             <w:gridSpan w:val="2"/>
             <w:vAlign w:val="center"/>
           </w:tcPr>
@@ -1067,44 +978,13 @@
                 <w:sz w:val="20"/>
                 <w:szCs w:val="20"/>
               </w:rPr>
-              <w:t>28.</w:t>
-            </w:r>
-            <w:r>
-              <w:rPr>
-                <w:sz w:val="20"/>
-                <w:szCs w:val="20"/>
-              </w:rPr>
-              <w:t>5</w:t>
-            </w:r>
-          </w:p>
-        </w:tc>
-        <w:tc>
-          <w:tcPr>
-            <w:tcW w:w="980" w:type="dxa"/>
-            <w:gridSpan w:val="2"/>
-            <w:vAlign w:val="center"/>
-          </w:tcPr>
-          <w:p>
-            <w:pPr>
-              <w:spacing w:after="0" w:line="360" w:lineRule="auto"/>
-              <w:jc w:val="center"/>
-              <w:rPr>
-                <w:sz w:val="20"/>
-                <w:szCs w:val="20"/>
-              </w:rPr>
-            </w:pPr>
-            <w:r>
-              <w:rPr>
-                <w:sz w:val="20"/>
-                <w:szCs w:val="20"/>
-              </w:rPr>
               <w:t>38.0</w:t>
             </w:r>
           </w:p>
         </w:tc>
         <w:tc>
           <w:tcPr>
-            <w:tcW w:w="1814" w:type="dxa"/>
+            <w:tcW w:w="1701" w:type="dxa"/>
             <w:vAlign w:val="center"/>
           </w:tcPr>
           <w:p>
@@ -1130,18 +1010,43 @@
       </w:tr>
       <w:tr>
         <w:trPr>
-          <w:trHeight w:val="340"/>
+          <w:trHeight w:val="362"/>
           <w:jc w:val="center"/>
         </w:trPr>
         <w:tc>
           <w:tcPr>
-            <w:tcW w:w="3631" w:type="dxa"/>
+            <w:tcW w:w="3369" w:type="dxa"/>
             <w:gridSpan w:val="2"/>
             <w:vAlign w:val="center"/>
           </w:tcPr>
           <w:p>
             <w:pPr>
               <w:spacing w:after="0" w:line="360" w:lineRule="auto"/>
+              <w:rPr>
+                <w:sz w:val="20"/>
+                <w:szCs w:val="20"/>
+              </w:rPr>
+            </w:pPr>
+            <w:r>
+              <w:rPr>
+                <w:rFonts w:ascii="Aptos" w:hAnsi="Aptos"/>
+                <w:b/>
+                <w:color w:val="101820"/>
+                <w:sz w:val="20"/>
+                <w:szCs w:val="20"/>
+              </w:rPr>
+              <w:t>Yield</w:t>
+            </w:r>
+          </w:p>
+        </w:tc>
+        <w:tc>
+          <w:tcPr>
+            <w:tcW w:w="1075" w:type="dxa"/>
+            <w:vAlign w:val="center"/>
+          </w:tcPr>
+          <w:p>
+            <w:pPr>
+              <w:spacing w:after="0" w:line="360" w:lineRule="auto"/>
               <w:jc w:val="center"/>
               <w:rPr>
                 <w:sz w:val="20"/>
@@ -1151,18 +1056,17 @@
             <w:r>
               <w:rPr>
                 <w:rFonts w:ascii="Aptos" w:hAnsi="Aptos"/>
-                <w:b/>
-                <w:color w:val="101820"/>
-                <w:sz w:val="20"/>
-                <w:szCs w:val="20"/>
-              </w:rPr>
-              <w:t>Yield</w:t>
-            </w:r>
-          </w:p>
-        </w:tc>
-        <w:tc>
-          <w:tcPr>
-            <w:tcW w:w="1100" w:type="dxa"/>
+                <w:color w:val="101820"/>
+                <w:sz w:val="20"/>
+                <w:szCs w:val="20"/>
+              </w:rPr>
+              <w:t>m²/kg</w:t>
+            </w:r>
+          </w:p>
+        </w:tc>
+        <w:tc>
+          <w:tcPr>
+            <w:tcW w:w="909" w:type="dxa"/>
             <w:vAlign w:val="center"/>
           </w:tcPr>
           <w:p>
@@ -1176,18 +1080,17 @@
             </w:pPr>
             <w:r>
               <w:rPr>
-                <w:rFonts w:ascii="Aptos" w:hAnsi="Aptos"/>
-                <w:color w:val="101820"/>
-                <w:sz w:val="20"/>
-                <w:szCs w:val="20"/>
-              </w:rPr>
-              <w:t>m²/kg</w:t>
-            </w:r>
-          </w:p>
-        </w:tc>
-        <w:tc>
-          <w:tcPr>
-            <w:tcW w:w="979" w:type="dxa"/>
+                <w:sz w:val="20"/>
+                <w:szCs w:val="20"/>
+              </w:rPr>
+              <w:t>58.5</w:t>
+            </w:r>
+          </w:p>
+        </w:tc>
+        <w:tc>
+          <w:tcPr>
+            <w:tcW w:w="909" w:type="dxa"/>
+            <w:vAlign w:val="center"/>
           </w:tcPr>
           <w:p>
             <w:pPr>
@@ -1203,13 +1106,14 @@
                 <w:sz w:val="20"/>
                 <w:szCs w:val="20"/>
               </w:rPr>
-              <w:t>58.5</w:t>
-            </w:r>
-          </w:p>
-        </w:tc>
-        <w:tc>
-          <w:tcPr>
-            <w:tcW w:w="979" w:type="dxa"/>
+              <w:t>52.6</w:t>
+            </w:r>
+          </w:p>
+        </w:tc>
+        <w:tc>
+          <w:tcPr>
+            <w:tcW w:w="908" w:type="dxa"/>
+            <w:gridSpan w:val="2"/>
             <w:vAlign w:val="center"/>
           </w:tcPr>
           <w:p>
@@ -1226,13 +1130,13 @@
                 <w:sz w:val="20"/>
                 <w:szCs w:val="20"/>
               </w:rPr>
-              <w:t>52.6</w:t>
-            </w:r>
-          </w:p>
-        </w:tc>
-        <w:tc>
-          <w:tcPr>
-            <w:tcW w:w="978" w:type="dxa"/>
+              <w:t>42.0</w:t>
+            </w:r>
+          </w:p>
+        </w:tc>
+        <w:tc>
+          <w:tcPr>
+            <w:tcW w:w="908" w:type="dxa"/>
             <w:gridSpan w:val="2"/>
             <w:vAlign w:val="center"/>
           </w:tcPr>
@@ -1250,13 +1154,13 @@
                 <w:sz w:val="20"/>
                 <w:szCs w:val="20"/>
               </w:rPr>
-              <w:t>42.0</w:t>
-            </w:r>
-          </w:p>
-        </w:tc>
-        <w:tc>
-          <w:tcPr>
-            <w:tcW w:w="978" w:type="dxa"/>
+              <w:t>35.1</w:t>
+            </w:r>
+          </w:p>
+        </w:tc>
+        <w:tc>
+          <w:tcPr>
+            <w:tcW w:w="848" w:type="dxa"/>
             <w:gridSpan w:val="2"/>
             <w:vAlign w:val="center"/>
           </w:tcPr>
@@ -1274,37 +1178,13 @@
                 <w:sz w:val="20"/>
                 <w:szCs w:val="20"/>
               </w:rPr>
-              <w:t>35.1</w:t>
-            </w:r>
-          </w:p>
-        </w:tc>
-        <w:tc>
-          <w:tcPr>
-            <w:tcW w:w="980" w:type="dxa"/>
-            <w:gridSpan w:val="2"/>
-            <w:vAlign w:val="center"/>
-          </w:tcPr>
-          <w:p>
-            <w:pPr>
-              <w:spacing w:after="0" w:line="360" w:lineRule="auto"/>
-              <w:jc w:val="center"/>
-              <w:rPr>
-                <w:sz w:val="20"/>
-                <w:szCs w:val="20"/>
-              </w:rPr>
-            </w:pPr>
-            <w:r>
-              <w:rPr>
-                <w:sz w:val="20"/>
-                <w:szCs w:val="20"/>
-              </w:rPr>
               <w:t>26.3</w:t>
             </w:r>
           </w:p>
         </w:tc>
         <w:tc>
           <w:tcPr>
-            <w:tcW w:w="1814" w:type="dxa"/>
+            <w:tcW w:w="1701" w:type="dxa"/>
             <w:vAlign w:val="center"/>
           </w:tcPr>
           <w:p>
@@ -1330,42 +1210,69 @@
       </w:tr>
       <w:tr>
         <w:trPr>
-          <w:trHeight w:val="340"/>
+          <w:trHeight w:val="362"/>
           <w:jc w:val="center"/>
         </w:trPr>
         <w:tc>
           <w:tcPr>
-            <w:tcW w:w="3631" w:type="dxa"/>
+            <w:tcW w:w="3369" w:type="dxa"/>
             <w:gridSpan w:val="2"/>
             <w:vAlign w:val="center"/>
           </w:tcPr>
           <w:p>
             <w:pPr>
               <w:spacing w:after="0" w:line="360" w:lineRule="auto"/>
+              <w:rPr>
+                <w:rFonts w:ascii="Aptos" w:hAnsi="Aptos"/>
+                <w:b/>
+                <w:color w:val="101820"/>
+                <w:sz w:val="20"/>
+                <w:szCs w:val="20"/>
+              </w:rPr>
+            </w:pPr>
+            <w:r>
+              <w:rPr>
+                <w:rFonts w:ascii="Aptos" w:hAnsi="Aptos"/>
+                <w:b/>
+                <w:color w:val="101820"/>
+                <w:sz w:val="20"/>
+                <w:szCs w:val="20"/>
+              </w:rPr>
+              <w:t>Wetting Tension</w:t>
+            </w:r>
+          </w:p>
+        </w:tc>
+        <w:tc>
+          <w:tcPr>
+            <w:tcW w:w="1075" w:type="dxa"/>
+            <w:vAlign w:val="center"/>
+          </w:tcPr>
+          <w:p>
+            <w:pPr>
+              <w:spacing w:after="0" w:line="360" w:lineRule="auto"/>
               <w:jc w:val="center"/>
               <w:rPr>
                 <w:rFonts w:ascii="Aptos" w:hAnsi="Aptos"/>
-                <w:b/>
-                <w:color w:val="101820"/>
-                <w:sz w:val="20"/>
-                <w:szCs w:val="20"/>
-              </w:rPr>
-            </w:pPr>
-            <w:r>
-              <w:rPr>
-                <w:rFonts w:ascii="Aptos" w:hAnsi="Aptos"/>
-                <w:b/>
-                <w:color w:val="101820"/>
-                <w:sz w:val="20"/>
-                <w:szCs w:val="20"/>
-              </w:rPr>
-              <w:t>Wetting Tension</w:t>
-            </w:r>
-          </w:p>
-        </w:tc>
-        <w:tc>
-          <w:tcPr>
-            <w:tcW w:w="1100" w:type="dxa"/>
+                <w:color w:val="101820"/>
+                <w:sz w:val="20"/>
+                <w:szCs w:val="20"/>
+              </w:rPr>
+            </w:pPr>
+            <w:r>
+              <w:rPr>
+                <w:rFonts w:ascii="Aptos" w:hAnsi="Aptos"/>
+                <w:color w:val="101820"/>
+                <w:sz w:val="20"/>
+                <w:szCs w:val="20"/>
+              </w:rPr>
+              <w:t>dynes/cm</w:t>
+            </w:r>
+          </w:p>
+        </w:tc>
+        <w:tc>
+          <w:tcPr>
+            <w:tcW w:w="4482" w:type="dxa"/>
+            <w:gridSpan w:val="8"/>
             <w:vAlign w:val="center"/>
           </w:tcPr>
           <w:p>
@@ -1386,40 +1293,13 @@
                 <w:sz w:val="20"/>
                 <w:szCs w:val="20"/>
               </w:rPr>
-              <w:t>dynes/cm</w:t>
-            </w:r>
-          </w:p>
-        </w:tc>
-        <w:tc>
-          <w:tcPr>
-            <w:tcW w:w="4894" w:type="dxa"/>
-            <w:gridSpan w:val="8"/>
-          </w:tcPr>
-          <w:p>
-            <w:pPr>
-              <w:spacing w:after="0" w:line="360" w:lineRule="auto"/>
-              <w:jc w:val="center"/>
-              <w:rPr>
-                <w:rFonts w:ascii="Aptos" w:hAnsi="Aptos"/>
-                <w:color w:val="101820"/>
-                <w:sz w:val="20"/>
-                <w:szCs w:val="20"/>
-              </w:rPr>
-            </w:pPr>
-            <w:r>
-              <w:rPr>
-                <w:rFonts w:ascii="Aptos" w:hAnsi="Aptos"/>
-                <w:color w:val="101820"/>
-                <w:sz w:val="20"/>
-                <w:szCs w:val="20"/>
-              </w:rPr>
               <w:t>≥ 38</w:t>
             </w:r>
           </w:p>
         </w:tc>
         <w:tc>
           <w:tcPr>
-            <w:tcW w:w="1814" w:type="dxa"/>
+            <w:tcW w:w="1701" w:type="dxa"/>
             <w:vAlign w:val="center"/>
           </w:tcPr>
           <w:p>
@@ -1447,19 +1327,18 @@
       </w:tr>
       <w:tr>
         <w:trPr>
-          <w:trHeight w:val="340"/>
+          <w:trHeight w:val="362"/>
           <w:jc w:val="center"/>
         </w:trPr>
         <w:tc>
           <w:tcPr>
-            <w:tcW w:w="3631" w:type="dxa"/>
+            <w:tcW w:w="3369" w:type="dxa"/>
             <w:gridSpan w:val="2"/>
             <w:vAlign w:val="center"/>
           </w:tcPr>
           <w:p>
             <w:pPr>
               <w:spacing w:after="0" w:line="360" w:lineRule="auto"/>
-              <w:jc w:val="center"/>
               <w:rPr>
                 <w:rFonts w:ascii="Aptos" w:hAnsi="Aptos"/>
                 <w:b/>
@@ -1481,7 +1360,7 @@
         </w:tc>
         <w:tc>
           <w:tcPr>
-            <w:tcW w:w="1100" w:type="dxa"/>
+            <w:tcW w:w="1075" w:type="dxa"/>
             <w:vAlign w:val="center"/>
           </w:tcPr>
           <w:p>
@@ -1508,7 +1387,8 @@
         </w:tc>
         <w:tc>
           <w:tcPr>
-            <w:tcW w:w="979" w:type="dxa"/>
+            <w:tcW w:w="909" w:type="dxa"/>
+            <w:vAlign w:val="center"/>
           </w:tcPr>
           <w:p>
             <w:pPr>
@@ -1534,8 +1414,9 @@
         </w:tc>
         <w:tc>
           <w:tcPr>
-            <w:tcW w:w="1008" w:type="dxa"/>
+            <w:tcW w:w="936" w:type="dxa"/>
             <w:gridSpan w:val="2"/>
+            <w:vAlign w:val="center"/>
           </w:tcPr>
           <w:p>
             <w:pPr>
@@ -1561,8 +1442,9 @@
         </w:tc>
         <w:tc>
           <w:tcPr>
-            <w:tcW w:w="979" w:type="dxa"/>
+            <w:tcW w:w="909" w:type="dxa"/>
             <w:gridSpan w:val="2"/>
+            <w:vAlign w:val="center"/>
           </w:tcPr>
           <w:p>
             <w:pPr>
@@ -1588,8 +1470,9 @@
         </w:tc>
         <w:tc>
           <w:tcPr>
-            <w:tcW w:w="963" w:type="dxa"/>
+            <w:tcW w:w="893" w:type="dxa"/>
             <w:gridSpan w:val="2"/>
+            <w:vAlign w:val="center"/>
           </w:tcPr>
           <w:p>
             <w:pPr>
@@ -1615,7 +1498,8 @@
         </w:tc>
         <w:tc>
           <w:tcPr>
-            <w:tcW w:w="965" w:type="dxa"/>
+            <w:tcW w:w="835" w:type="dxa"/>
+            <w:vAlign w:val="center"/>
           </w:tcPr>
           <w:p>
             <w:pPr>
@@ -1641,7 +1525,7 @@
         </w:tc>
         <w:tc>
           <w:tcPr>
-            <w:tcW w:w="1814" w:type="dxa"/>
+            <w:tcW w:w="1701" w:type="dxa"/>
             <w:vAlign w:val="center"/>
           </w:tcPr>
           <w:p>
@@ -1669,18 +1553,43 @@
       </w:tr>
       <w:tr>
         <w:trPr>
-          <w:trHeight w:val="340"/>
+          <w:trHeight w:val="362"/>
           <w:jc w:val="center"/>
         </w:trPr>
         <w:tc>
           <w:tcPr>
-            <w:tcW w:w="3631" w:type="dxa"/>
+            <w:tcW w:w="3369" w:type="dxa"/>
             <w:gridSpan w:val="2"/>
             <w:vAlign w:val="center"/>
           </w:tcPr>
           <w:p>
             <w:pPr>
               <w:spacing w:after="0" w:line="360" w:lineRule="auto"/>
+              <w:rPr>
+                <w:sz w:val="20"/>
+                <w:szCs w:val="20"/>
+              </w:rPr>
+            </w:pPr>
+            <w:r>
+              <w:rPr>
+                <w:rFonts w:ascii="Aptos" w:hAnsi="Aptos"/>
+                <w:b/>
+                <w:color w:val="101820"/>
+                <w:sz w:val="20"/>
+                <w:szCs w:val="20"/>
+              </w:rPr>
+              <w:t>Gloss @ 45°</w:t>
+            </w:r>
+          </w:p>
+        </w:tc>
+        <w:tc>
+          <w:tcPr>
+            <w:tcW w:w="1075" w:type="dxa"/>
+            <w:vAlign w:val="center"/>
+          </w:tcPr>
+          <w:p>
+            <w:pPr>
+              <w:spacing w:after="0" w:line="360" w:lineRule="auto"/>
               <w:jc w:val="center"/>
               <w:rPr>
                 <w:sz w:val="20"/>
@@ -1690,18 +1599,17 @@
             <w:r>
               <w:rPr>
                 <w:rFonts w:ascii="Aptos" w:hAnsi="Aptos"/>
-                <w:b/>
-                <w:color w:val="101820"/>
-                <w:sz w:val="20"/>
-                <w:szCs w:val="20"/>
-              </w:rPr>
-              <w:t>Gloss @ 45°</w:t>
-            </w:r>
-          </w:p>
-        </w:tc>
-        <w:tc>
-          <w:tcPr>
-            <w:tcW w:w="1100" w:type="dxa"/>
+                <w:color w:val="101820"/>
+                <w:sz w:val="20"/>
+                <w:szCs w:val="20"/>
+              </w:rPr>
+              <w:t>%</w:t>
+            </w:r>
+          </w:p>
+        </w:tc>
+        <w:tc>
+          <w:tcPr>
+            <w:tcW w:w="909" w:type="dxa"/>
             <w:vAlign w:val="center"/>
           </w:tcPr>
           <w:p>
@@ -1715,18 +1623,18 @@
             </w:pPr>
             <w:r>
               <w:rPr>
-                <w:rFonts w:ascii="Aptos" w:hAnsi="Aptos"/>
-                <w:color w:val="101820"/>
-                <w:sz w:val="20"/>
-                <w:szCs w:val="20"/>
-              </w:rPr>
-              <w:t>%</w:t>
-            </w:r>
-          </w:p>
-        </w:tc>
-        <w:tc>
-          <w:tcPr>
-            <w:tcW w:w="979" w:type="dxa"/>
+                <w:sz w:val="20"/>
+                <w:szCs w:val="20"/>
+              </w:rPr>
+              <w:t>55</w:t>
+            </w:r>
+          </w:p>
+        </w:tc>
+        <w:tc>
+          <w:tcPr>
+            <w:tcW w:w="936" w:type="dxa"/>
+            <w:gridSpan w:val="2"/>
+            <w:vAlign w:val="center"/>
           </w:tcPr>
           <w:p>
             <w:pPr>
@@ -1748,8 +1656,9 @@
         </w:tc>
         <w:tc>
           <w:tcPr>
-            <w:tcW w:w="1008" w:type="dxa"/>
+            <w:tcW w:w="909" w:type="dxa"/>
             <w:gridSpan w:val="2"/>
+            <w:vAlign w:val="center"/>
           </w:tcPr>
           <w:p>
             <w:pPr>
@@ -1765,14 +1674,15 @@
                 <w:sz w:val="20"/>
                 <w:szCs w:val="20"/>
               </w:rPr>
-              <w:t>55</w:t>
-            </w:r>
-          </w:p>
-        </w:tc>
-        <w:tc>
-          <w:tcPr>
-            <w:tcW w:w="979" w:type="dxa"/>
+              <w:t>50</w:t>
+            </w:r>
+          </w:p>
+        </w:tc>
+        <w:tc>
+          <w:tcPr>
+            <w:tcW w:w="893" w:type="dxa"/>
             <w:gridSpan w:val="2"/>
+            <w:vAlign w:val="center"/>
           </w:tcPr>
           <w:p>
             <w:pPr>
@@ -1794,8 +1704,8 @@
         </w:tc>
         <w:tc>
           <w:tcPr>
-            <w:tcW w:w="963" w:type="dxa"/>
-            <w:gridSpan w:val="2"/>
+            <w:tcW w:w="835" w:type="dxa"/>
+            <w:vAlign w:val="center"/>
           </w:tcPr>
           <w:p>
             <w:pPr>
@@ -1817,29 +1727,7 @@
         </w:tc>
         <w:tc>
           <w:tcPr>
-            <w:tcW w:w="965" w:type="dxa"/>
-          </w:tcPr>
-          <w:p>
-            <w:pPr>
-              <w:spacing w:after="0" w:line="360" w:lineRule="auto"/>
-              <w:jc w:val="center"/>
-              <w:rPr>
-                <w:sz w:val="20"/>
-                <w:szCs w:val="20"/>
-              </w:rPr>
-            </w:pPr>
-            <w:r>
-              <w:rPr>
-                <w:sz w:val="20"/>
-                <w:szCs w:val="20"/>
-              </w:rPr>
-              <w:t>50</w:t>
-            </w:r>
-          </w:p>
-        </w:tc>
-        <w:tc>
-          <w:tcPr>
-            <w:tcW w:w="1814" w:type="dxa"/>
+            <w:tcW w:w="1701" w:type="dxa"/>
             <w:vAlign w:val="center"/>
           </w:tcPr>
           <w:p>
@@ -1865,18 +1753,43 @@
       </w:tr>
       <w:tr>
         <w:trPr>
-          <w:trHeight w:val="340"/>
+          <w:trHeight w:val="362"/>
           <w:jc w:val="center"/>
         </w:trPr>
         <w:tc>
           <w:tcPr>
-            <w:tcW w:w="3631" w:type="dxa"/>
+            <w:tcW w:w="3369" w:type="dxa"/>
             <w:gridSpan w:val="2"/>
             <w:vAlign w:val="center"/>
           </w:tcPr>
           <w:p>
             <w:pPr>
               <w:spacing w:after="0" w:line="360" w:lineRule="auto"/>
+              <w:rPr>
+                <w:sz w:val="20"/>
+                <w:szCs w:val="20"/>
+              </w:rPr>
+            </w:pPr>
+            <w:r>
+              <w:rPr>
+                <w:rFonts w:ascii="Aptos" w:hAnsi="Aptos"/>
+                <w:b/>
+                <w:color w:val="101820"/>
+                <w:sz w:val="20"/>
+                <w:szCs w:val="20"/>
+              </w:rPr>
+              <w:t>COF Dynamic F-F (U-U)</w:t>
+            </w:r>
+          </w:p>
+        </w:tc>
+        <w:tc>
+          <w:tcPr>
+            <w:tcW w:w="1075" w:type="dxa"/>
+            <w:vAlign w:val="center"/>
+          </w:tcPr>
+          <w:p>
+            <w:pPr>
+              <w:spacing w:after="0" w:line="360" w:lineRule="auto"/>
               <w:jc w:val="center"/>
               <w:rPr>
                 <w:sz w:val="20"/>
@@ -1886,18 +1799,18 @@
             <w:r>
               <w:rPr>
                 <w:rFonts w:ascii="Aptos" w:hAnsi="Aptos"/>
-                <w:b/>
-                <w:color w:val="101820"/>
-                <w:sz w:val="20"/>
-                <w:szCs w:val="20"/>
-              </w:rPr>
-              <w:t>COF Dynamic F-F (U-U)</w:t>
-            </w:r>
-          </w:p>
-        </w:tc>
-        <w:tc>
-          <w:tcPr>
-            <w:tcW w:w="1100" w:type="dxa"/>
+                <w:color w:val="101820"/>
+                <w:sz w:val="20"/>
+                <w:szCs w:val="20"/>
+              </w:rPr>
+              <w:t>—</w:t>
+            </w:r>
+          </w:p>
+        </w:tc>
+        <w:tc>
+          <w:tcPr>
+            <w:tcW w:w="4482" w:type="dxa"/>
+            <w:gridSpan w:val="8"/>
             <w:vAlign w:val="center"/>
           </w:tcPr>
           <w:p>
@@ -1916,31 +1829,6 @@
                 <w:sz w:val="20"/>
                 <w:szCs w:val="20"/>
               </w:rPr>
-              <w:t>—</w:t>
-            </w:r>
-          </w:p>
-        </w:tc>
-        <w:tc>
-          <w:tcPr>
-            <w:tcW w:w="4894" w:type="dxa"/>
-            <w:gridSpan w:val="8"/>
-          </w:tcPr>
-          <w:p>
-            <w:pPr>
-              <w:spacing w:after="0" w:line="360" w:lineRule="auto"/>
-              <w:jc w:val="center"/>
-              <w:rPr>
-                <w:sz w:val="20"/>
-                <w:szCs w:val="20"/>
-              </w:rPr>
-            </w:pPr>
-            <w:r>
-              <w:rPr>
-                <w:rFonts w:ascii="Aptos" w:hAnsi="Aptos"/>
-                <w:color w:val="101820"/>
-                <w:sz w:val="20"/>
-                <w:szCs w:val="20"/>
-              </w:rPr>
               <w:t>≤ 0.</w:t>
             </w:r>
             <w:r>
@@ -1965,7 +1853,7 @@
         </w:tc>
         <w:tc>
           <w:tcPr>
-            <w:tcW w:w="1814" w:type="dxa"/>
+            <w:tcW w:w="1701" w:type="dxa"/>
             <w:vAlign w:val="center"/>
           </w:tcPr>
           <w:p>
@@ -1991,18 +1879,43 @@
       </w:tr>
       <w:tr>
         <w:trPr>
-          <w:trHeight w:val="340"/>
+          <w:trHeight w:val="362"/>
           <w:jc w:val="center"/>
         </w:trPr>
         <w:tc>
           <w:tcPr>
-            <w:tcW w:w="2623" w:type="dxa"/>
+            <w:tcW w:w="2547" w:type="dxa"/>
             <w:vMerge w:val="restart"/>
             <w:vAlign w:val="center"/>
           </w:tcPr>
           <w:p>
             <w:pPr>
               <w:spacing w:after="0" w:line="360" w:lineRule="auto"/>
+              <w:rPr>
+                <w:sz w:val="20"/>
+                <w:szCs w:val="20"/>
+              </w:rPr>
+            </w:pPr>
+            <w:r>
+              <w:rPr>
+                <w:rFonts w:ascii="Aptos" w:hAnsi="Aptos"/>
+                <w:b/>
+                <w:color w:val="101820"/>
+                <w:sz w:val="20"/>
+                <w:szCs w:val="20"/>
+              </w:rPr>
+              <w:t>Tensile Strength</w:t>
+            </w:r>
+          </w:p>
+        </w:tc>
+        <w:tc>
+          <w:tcPr>
+            <w:tcW w:w="822" w:type="dxa"/>
+            <w:vAlign w:val="center"/>
+          </w:tcPr>
+          <w:p>
+            <w:pPr>
+              <w:spacing w:after="0" w:line="360" w:lineRule="auto"/>
               <w:jc w:val="center"/>
               <w:rPr>
                 <w:sz w:val="20"/>
@@ -2017,13 +1930,14 @@
                 <w:sz w:val="20"/>
                 <w:szCs w:val="20"/>
               </w:rPr>
-              <w:t>Tensile Strength</w:t>
-            </w:r>
-          </w:p>
-        </w:tc>
-        <w:tc>
-          <w:tcPr>
-            <w:tcW w:w="1008" w:type="dxa"/>
+              <w:t>MD</w:t>
+            </w:r>
+          </w:p>
+        </w:tc>
+        <w:tc>
+          <w:tcPr>
+            <w:tcW w:w="1075" w:type="dxa"/>
+            <w:vMerge w:val="restart"/>
             <w:vAlign w:val="center"/>
           </w:tcPr>
           <w:p>
@@ -2038,19 +1952,18 @@
             <w:r>
               <w:rPr>
                 <w:rFonts w:ascii="Aptos" w:hAnsi="Aptos"/>
-                <w:b/>
-                <w:color w:val="101820"/>
-                <w:sz w:val="20"/>
-                <w:szCs w:val="20"/>
-              </w:rPr>
-              <w:t>MD</w:t>
-            </w:r>
-          </w:p>
-        </w:tc>
-        <w:tc>
-          <w:tcPr>
-            <w:tcW w:w="1100" w:type="dxa"/>
-            <w:vMerge w:val="restart"/>
+                <w:color w:val="101820"/>
+                <w:sz w:val="20"/>
+                <w:szCs w:val="20"/>
+              </w:rPr>
+              <w:t>N/mm</w:t>
+            </w:r>
+          </w:p>
+        </w:tc>
+        <w:tc>
+          <w:tcPr>
+            <w:tcW w:w="4482" w:type="dxa"/>
+            <w:gridSpan w:val="8"/>
             <w:vAlign w:val="center"/>
           </w:tcPr>
           <w:p>
@@ -2069,38 +1982,13 @@
                 <w:sz w:val="20"/>
                 <w:szCs w:val="20"/>
               </w:rPr>
-              <w:t>N/mm</w:t>
-            </w:r>
-          </w:p>
-        </w:tc>
-        <w:tc>
-          <w:tcPr>
-            <w:tcW w:w="4894" w:type="dxa"/>
-            <w:gridSpan w:val="8"/>
-          </w:tcPr>
-          <w:p>
-            <w:pPr>
-              <w:spacing w:after="0" w:line="360" w:lineRule="auto"/>
-              <w:jc w:val="center"/>
-              <w:rPr>
-                <w:sz w:val="20"/>
-                <w:szCs w:val="20"/>
-              </w:rPr>
-            </w:pPr>
-            <w:r>
-              <w:rPr>
-                <w:rFonts w:ascii="Aptos" w:hAnsi="Aptos"/>
-                <w:color w:val="101820"/>
-                <w:sz w:val="20"/>
-                <w:szCs w:val="20"/>
-              </w:rPr>
               <w:t>107</w:t>
             </w:r>
           </w:p>
         </w:tc>
         <w:tc>
           <w:tcPr>
-            <w:tcW w:w="1814" w:type="dxa"/>
+            <w:tcW w:w="1701" w:type="dxa"/>
             <w:vAlign w:val="center"/>
           </w:tcPr>
           <w:p>
@@ -2126,29 +2014,55 @@
       </w:tr>
       <w:tr>
         <w:trPr>
-          <w:trHeight w:val="340"/>
+          <w:trHeight w:val="362"/>
           <w:jc w:val="center"/>
         </w:trPr>
         <w:tc>
           <w:tcPr>
-            <w:tcW w:w="2623" w:type="dxa"/>
+            <w:tcW w:w="2547" w:type="dxa"/>
             <w:vMerge/>
             <w:vAlign w:val="center"/>
           </w:tcPr>
           <w:p>
             <w:pPr>
               <w:spacing w:after="0" w:line="360" w:lineRule="auto"/>
+              <w:rPr>
+                <w:sz w:val="20"/>
+                <w:szCs w:val="20"/>
+              </w:rPr>
+            </w:pPr>
+          </w:p>
+        </w:tc>
+        <w:tc>
+          <w:tcPr>
+            <w:tcW w:w="822" w:type="dxa"/>
+            <w:vAlign w:val="center"/>
+          </w:tcPr>
+          <w:p>
+            <w:pPr>
+              <w:spacing w:after="0" w:line="360" w:lineRule="auto"/>
               <w:jc w:val="center"/>
               <w:rPr>
                 <w:sz w:val="20"/>
                 <w:szCs w:val="20"/>
               </w:rPr>
             </w:pPr>
-          </w:p>
-        </w:tc>
-        <w:tc>
-          <w:tcPr>
-            <w:tcW w:w="1008" w:type="dxa"/>
+            <w:r>
+              <w:rPr>
+                <w:rFonts w:ascii="Aptos" w:hAnsi="Aptos"/>
+                <w:b/>
+                <w:color w:val="101820"/>
+                <w:sz w:val="20"/>
+                <w:szCs w:val="20"/>
+              </w:rPr>
+              <w:t>TD</w:t>
+            </w:r>
+          </w:p>
+        </w:tc>
+        <w:tc>
+          <w:tcPr>
+            <w:tcW w:w="1075" w:type="dxa"/>
+            <w:vMerge/>
             <w:vAlign w:val="center"/>
           </w:tcPr>
           <w:p>
@@ -2160,22 +2074,12 @@
                 <w:szCs w:val="20"/>
               </w:rPr>
             </w:pPr>
-            <w:r>
-              <w:rPr>
-                <w:rFonts w:ascii="Aptos" w:hAnsi="Aptos"/>
-                <w:b/>
-                <w:color w:val="101820"/>
-                <w:sz w:val="20"/>
-                <w:szCs w:val="20"/>
-              </w:rPr>
-              <w:t>TD</w:t>
-            </w:r>
-          </w:p>
-        </w:tc>
-        <w:tc>
-          <w:tcPr>
-            <w:tcW w:w="1100" w:type="dxa"/>
-            <w:vMerge/>
+          </w:p>
+        </w:tc>
+        <w:tc>
+          <w:tcPr>
+            <w:tcW w:w="4482" w:type="dxa"/>
+            <w:gridSpan w:val="8"/>
             <w:vAlign w:val="center"/>
           </w:tcPr>
           <w:p>
@@ -2187,22 +2091,6 @@
                 <w:szCs w:val="20"/>
               </w:rPr>
             </w:pPr>
-          </w:p>
-        </w:tc>
-        <w:tc>
-          <w:tcPr>
-            <w:tcW w:w="4894" w:type="dxa"/>
-            <w:gridSpan w:val="8"/>
-          </w:tcPr>
-          <w:p>
-            <w:pPr>
-              <w:spacing w:after="0" w:line="360" w:lineRule="auto"/>
-              <w:jc w:val="center"/>
-              <w:rPr>
-                <w:sz w:val="20"/>
-                <w:szCs w:val="20"/>
-              </w:rPr>
-            </w:pPr>
             <w:r>
               <w:rPr>
                 <w:rFonts w:ascii="Aptos" w:hAnsi="Aptos"/>
@@ -2216,7 +2104,7 @@
         </w:tc>
         <w:tc>
           <w:tcPr>
-            <w:tcW w:w="1814" w:type="dxa"/>
+            <w:tcW w:w="1701" w:type="dxa"/>
             <w:vAlign w:val="center"/>
           </w:tcPr>
           <w:p>
@@ -2242,19 +2130,18 @@
       </w:tr>
       <w:tr>
         <w:trPr>
-          <w:trHeight w:val="340"/>
+          <w:trHeight w:val="362"/>
           <w:jc w:val="center"/>
         </w:trPr>
         <w:tc>
           <w:tcPr>
-            <w:tcW w:w="2623" w:type="dxa"/>
+            <w:tcW w:w="2547" w:type="dxa"/>
             <w:vMerge w:val="restart"/>
             <w:vAlign w:val="center"/>
           </w:tcPr>
           <w:p>
             <w:pPr>
               <w:spacing w:after="0" w:line="360" w:lineRule="auto"/>
-              <w:jc w:val="center"/>
               <w:rPr>
                 <w:sz w:val="20"/>
                 <w:szCs w:val="20"/>
@@ -2269,6 +2156,16 @@
                 <w:szCs w:val="20"/>
               </w:rPr>
               <w:t xml:space="preserve">Elongation </w:t>
+            </w:r>
+            <w:r>
+              <w:rPr>
+                <w:rFonts w:ascii="Aptos" w:hAnsi="Aptos"/>
+                <w:b/>
+                <w:color w:val="101820"/>
+                <w:sz w:val="20"/>
+                <w:szCs w:val="20"/>
+              </w:rPr>
+              <w:t>at</w:t>
             </w:r>
             <w:r>
               <w:rPr>
@@ -2277,7 +2174,7 @@
                 <w:sz w:val="20"/>
                 <w:szCs w:val="20"/>
               </w:rPr>
-              <w:t xml:space="preserve">@ </w:t>
+              <w:t xml:space="preserve"> </w:t>
             </w:r>
             <w:r>
               <w:rPr>
@@ -2293,7 +2190,7 @@
         </w:tc>
         <w:tc>
           <w:tcPr>
-            <w:tcW w:w="1008" w:type="dxa"/>
+            <w:tcW w:w="822" w:type="dxa"/>
             <w:vAlign w:val="center"/>
           </w:tcPr>
           <w:p>
@@ -2319,7 +2216,7 @@
         </w:tc>
         <w:tc>
           <w:tcPr>
-            <w:tcW w:w="1100" w:type="dxa"/>
+            <w:tcW w:w="1075" w:type="dxa"/>
             <w:vMerge w:val="restart"/>
             <w:vAlign w:val="center"/>
           </w:tcPr>
@@ -2345,8 +2242,9 @@
         </w:tc>
         <w:tc>
           <w:tcPr>
-            <w:tcW w:w="4894" w:type="dxa"/>
+            <w:tcW w:w="4482" w:type="dxa"/>
             <w:gridSpan w:val="8"/>
+            <w:vAlign w:val="center"/>
           </w:tcPr>
           <w:p>
             <w:pPr>
@@ -2370,7 +2268,7 @@
         </w:tc>
         <w:tc>
           <w:tcPr>
-            <w:tcW w:w="1814" w:type="dxa"/>
+            <w:tcW w:w="1701" w:type="dxa"/>
             <w:vAlign w:val="center"/>
           </w:tcPr>
           <w:p>
@@ -2396,29 +2294,55 @@
       </w:tr>
       <w:tr>
         <w:trPr>
-          <w:trHeight w:val="340"/>
+          <w:trHeight w:val="362"/>
           <w:jc w:val="center"/>
         </w:trPr>
         <w:tc>
           <w:tcPr>
-            <w:tcW w:w="2623" w:type="dxa"/>
+            <w:tcW w:w="2547" w:type="dxa"/>
             <w:vMerge/>
             <w:vAlign w:val="center"/>
           </w:tcPr>
           <w:p>
             <w:pPr>
               <w:spacing w:after="0" w:line="360" w:lineRule="auto"/>
+              <w:rPr>
+                <w:sz w:val="20"/>
+                <w:szCs w:val="20"/>
+              </w:rPr>
+            </w:pPr>
+          </w:p>
+        </w:tc>
+        <w:tc>
+          <w:tcPr>
+            <w:tcW w:w="822" w:type="dxa"/>
+            <w:vAlign w:val="center"/>
+          </w:tcPr>
+          <w:p>
+            <w:pPr>
+              <w:spacing w:after="0" w:line="360" w:lineRule="auto"/>
               <w:jc w:val="center"/>
               <w:rPr>
                 <w:sz w:val="20"/>
                 <w:szCs w:val="20"/>
               </w:rPr>
             </w:pPr>
-          </w:p>
-        </w:tc>
-        <w:tc>
-          <w:tcPr>
-            <w:tcW w:w="1008" w:type="dxa"/>
+            <w:r>
+              <w:rPr>
+                <w:rFonts w:ascii="Aptos" w:hAnsi="Aptos"/>
+                <w:b/>
+                <w:color w:val="101820"/>
+                <w:sz w:val="20"/>
+                <w:szCs w:val="20"/>
+              </w:rPr>
+              <w:t>TD</w:t>
+            </w:r>
+          </w:p>
+        </w:tc>
+        <w:tc>
+          <w:tcPr>
+            <w:tcW w:w="1075" w:type="dxa"/>
+            <w:vMerge/>
             <w:vAlign w:val="center"/>
           </w:tcPr>
           <w:p>
@@ -2430,22 +2354,12 @@
                 <w:szCs w:val="20"/>
               </w:rPr>
             </w:pPr>
-            <w:r>
-              <w:rPr>
-                <w:rFonts w:ascii="Aptos" w:hAnsi="Aptos"/>
-                <w:b/>
-                <w:color w:val="101820"/>
-                <w:sz w:val="20"/>
-                <w:szCs w:val="20"/>
-              </w:rPr>
-              <w:t>TD</w:t>
-            </w:r>
-          </w:p>
-        </w:tc>
-        <w:tc>
-          <w:tcPr>
-            <w:tcW w:w="1100" w:type="dxa"/>
-            <w:vMerge/>
+          </w:p>
+        </w:tc>
+        <w:tc>
+          <w:tcPr>
+            <w:tcW w:w="4482" w:type="dxa"/>
+            <w:gridSpan w:val="8"/>
             <w:vAlign w:val="center"/>
           </w:tcPr>
           <w:p>
@@ -2457,22 +2371,6 @@
                 <w:szCs w:val="20"/>
               </w:rPr>
             </w:pPr>
-          </w:p>
-        </w:tc>
-        <w:tc>
-          <w:tcPr>
-            <w:tcW w:w="4894" w:type="dxa"/>
-            <w:gridSpan w:val="8"/>
-          </w:tcPr>
-          <w:p>
-            <w:pPr>
-              <w:spacing w:after="0" w:line="360" w:lineRule="auto"/>
-              <w:jc w:val="center"/>
-              <w:rPr>
-                <w:sz w:val="20"/>
-                <w:szCs w:val="20"/>
-              </w:rPr>
-            </w:pPr>
             <w:r>
               <w:rPr>
                 <w:rFonts w:ascii="Aptos" w:hAnsi="Aptos"/>
@@ -2486,7 +2384,7 @@
         </w:tc>
         <w:tc>
           <w:tcPr>
-            <w:tcW w:w="1814" w:type="dxa"/>
+            <w:tcW w:w="1701" w:type="dxa"/>
             <w:vAlign w:val="center"/>
           </w:tcPr>
           <w:p>
@@ -2512,19 +2410,18 @@
       </w:tr>
       <w:tr>
         <w:trPr>
-          <w:trHeight w:val="340"/>
+          <w:trHeight w:val="362"/>
           <w:jc w:val="center"/>
         </w:trPr>
         <w:tc>
           <w:tcPr>
-            <w:tcW w:w="2623" w:type="dxa"/>
+            <w:tcW w:w="2547" w:type="dxa"/>
             <w:vMerge w:val="restart"/>
             <w:vAlign w:val="center"/>
           </w:tcPr>
           <w:p>
             <w:pPr>
               <w:spacing w:after="0" w:line="360" w:lineRule="auto"/>
-              <w:jc w:val="center"/>
               <w:rPr>
                 <w:b/>
                 <w:bCs/>
@@ -2539,13 +2436,49 @@
                 <w:sz w:val="20"/>
                 <w:szCs w:val="20"/>
               </w:rPr>
-              <w:t>Shrinkage @ 120 °C / 5 min</w:t>
-            </w:r>
-          </w:p>
-        </w:tc>
-        <w:tc>
-          <w:tcPr>
-            <w:tcW w:w="1008" w:type="dxa"/>
+              <w:t xml:space="preserve">Shrinkage </w:t>
+            </w:r>
+            <w:r>
+              <w:rPr>
+                <w:b/>
+                <w:bCs/>
+                <w:sz w:val="20"/>
+                <w:szCs w:val="20"/>
+              </w:rPr>
+              <w:t xml:space="preserve">at </w:t>
+            </w:r>
+            <w:r>
+              <w:rPr>
+                <w:b/>
+                <w:bCs/>
+                <w:sz w:val="20"/>
+                <w:szCs w:val="20"/>
+              </w:rPr>
+              <w:t>120</w:t>
+            </w:r>
+            <w:r>
+              <w:rPr>
+                <w:b/>
+                <w:bCs/>
+                <w:sz w:val="20"/>
+                <w:szCs w:val="20"/>
+              </w:rPr>
+              <w:t>°</w:t>
+            </w:r>
+            <w:r>
+              <w:rPr>
+                <w:b/>
+                <w:bCs/>
+                <w:sz w:val="20"/>
+                <w:szCs w:val="20"/>
+              </w:rPr>
+              <w:t>C/5min</w:t>
+            </w:r>
+          </w:p>
+        </w:tc>
+        <w:tc>
+          <w:tcPr>
+            <w:tcW w:w="822" w:type="dxa"/>
             <w:vAlign w:val="center"/>
           </w:tcPr>
           <w:p>
@@ -2574,7 +2507,7 @@
         </w:tc>
         <w:tc>
           <w:tcPr>
-            <w:tcW w:w="1100" w:type="dxa"/>
+            <w:tcW w:w="1075" w:type="dxa"/>
             <w:vMerge w:val="restart"/>
             <w:vAlign w:val="center"/>
           </w:tcPr>
@@ -2602,8 +2535,9 @@
         </w:tc>
         <w:tc>
           <w:tcPr>
-            <w:tcW w:w="4894" w:type="dxa"/>
+            <w:tcW w:w="4482" w:type="dxa"/>
             <w:gridSpan w:val="8"/>
+            <w:vAlign w:val="center"/>
           </w:tcPr>
           <w:p>
             <w:pPr>
@@ -2629,7 +2563,8 @@
         </w:tc>
         <w:tc>
           <w:tcPr>
-            <w:tcW w:w="1814" w:type="dxa"/>
+            <w:tcW w:w="1701" w:type="dxa"/>
+            <w:vAlign w:val="center"/>
           </w:tcPr>
           <w:p>
             <w:pPr>
@@ -2643,36 +2578,71 @@
               </w:rPr>
             </w:pPr>
             <w:r>
-              <w:t>Noda-PLAST Lab</w:t>
+              <w:rPr>
+                <w:rFonts w:ascii="Aptos" w:hAnsi="Aptos"/>
+                <w:color w:val="101820"/>
+                <w:sz w:val="20"/>
+                <w:szCs w:val="20"/>
+              </w:rPr>
+              <w:t>NODA PLAST Lab</w:t>
             </w:r>
           </w:p>
         </w:tc>
       </w:tr>
       <w:tr>
         <w:trPr>
-          <w:trHeight w:val="340"/>
+          <w:trHeight w:val="362"/>
           <w:jc w:val="center"/>
         </w:trPr>
         <w:tc>
           <w:tcPr>
-            <w:tcW w:w="2623" w:type="dxa"/>
+            <w:tcW w:w="2547" w:type="dxa"/>
             <w:vMerge/>
             <w:vAlign w:val="center"/>
           </w:tcPr>
           <w:p>
             <w:pPr>
               <w:spacing w:after="0" w:line="360" w:lineRule="auto"/>
+              <w:rPr>
+                <w:sz w:val="20"/>
+                <w:szCs w:val="20"/>
+              </w:rPr>
+            </w:pPr>
+          </w:p>
+        </w:tc>
+        <w:tc>
+          <w:tcPr>
+            <w:tcW w:w="822" w:type="dxa"/>
+            <w:vAlign w:val="center"/>
+          </w:tcPr>
+          <w:p>
+            <w:pPr>
+              <w:spacing w:after="0" w:line="360" w:lineRule="auto"/>
               <w:jc w:val="center"/>
               <w:rPr>
-                <w:sz w:val="20"/>
-                <w:szCs w:val="20"/>
-              </w:rPr>
-            </w:pPr>
-          </w:p>
-        </w:tc>
-        <w:tc>
-          <w:tcPr>
-            <w:tcW w:w="1008" w:type="dxa"/>
+                <w:rFonts w:ascii="Aptos" w:hAnsi="Aptos"/>
+                <w:b/>
+                <w:color w:val="101820"/>
+                <w:sz w:val="20"/>
+                <w:szCs w:val="20"/>
+              </w:rPr>
+            </w:pPr>
+            <w:r>
+              <w:rPr>
+                <w:rFonts w:ascii="Aptos" w:hAnsi="Aptos"/>
+                <w:b/>
+                <w:color w:val="101820"/>
+                <w:sz w:val="20"/>
+                <w:szCs w:val="20"/>
+              </w:rPr>
+              <w:t>TD</w:t>
+            </w:r>
+          </w:p>
+        </w:tc>
+        <w:tc>
+          <w:tcPr>
+            <w:tcW w:w="1075" w:type="dxa"/>
+            <w:vMerge/>
             <w:vAlign w:val="center"/>
           </w:tcPr>
           <w:p>
@@ -2681,28 +2651,17 @@
               <w:jc w:val="center"/>
               <w:rPr>
                 <w:rFonts w:ascii="Aptos" w:hAnsi="Aptos"/>
-                <w:b/>
-                <w:color w:val="101820"/>
-                <w:sz w:val="20"/>
-                <w:szCs w:val="20"/>
-              </w:rPr>
-            </w:pPr>
-            <w:r>
-              <w:rPr>
-                <w:rFonts w:ascii="Aptos" w:hAnsi="Aptos"/>
-                <w:b/>
-                <w:color w:val="101820"/>
-                <w:sz w:val="20"/>
-                <w:szCs w:val="20"/>
-              </w:rPr>
-              <w:t>TD</w:t>
-            </w:r>
-          </w:p>
-        </w:tc>
-        <w:tc>
-          <w:tcPr>
-            <w:tcW w:w="1100" w:type="dxa"/>
-            <w:vMerge/>
+                <w:color w:val="101820"/>
+                <w:sz w:val="20"/>
+                <w:szCs w:val="20"/>
+              </w:rPr>
+            </w:pPr>
+          </w:p>
+        </w:tc>
+        <w:tc>
+          <w:tcPr>
+            <w:tcW w:w="4482" w:type="dxa"/>
+            <w:gridSpan w:val="8"/>
             <w:vAlign w:val="center"/>
           </w:tcPr>
           <w:p>
@@ -2716,12 +2675,39 @@
                 <w:szCs w:val="20"/>
               </w:rPr>
             </w:pPr>
-          </w:p>
-        </w:tc>
-        <w:tc>
-          <w:tcPr>
-            <w:tcW w:w="4894" w:type="dxa"/>
-            <w:gridSpan w:val="8"/>
+            <w:r>
+              <w:rPr>
+                <w:rFonts w:ascii="Aptos" w:hAnsi="Aptos"/>
+                <w:color w:val="101820"/>
+                <w:sz w:val="20"/>
+                <w:szCs w:val="20"/>
+              </w:rPr>
+              <w:t xml:space="preserve">≤ </w:t>
+            </w:r>
+            <w:r>
+              <w:rPr>
+                <w:rFonts w:ascii="Aptos" w:hAnsi="Aptos"/>
+                <w:color w:val="101820"/>
+                <w:sz w:val="20"/>
+                <w:szCs w:val="20"/>
+              </w:rPr>
+              <w:t>3</w:t>
+            </w:r>
+            <w:r>
+              <w:rPr>
+                <w:rFonts w:ascii="Aptos" w:hAnsi="Aptos"/>
+                <w:color w:val="101820"/>
+                <w:sz w:val="20"/>
+                <w:szCs w:val="20"/>
+              </w:rPr>
+              <w:t>.0</w:t>
+            </w:r>
+          </w:p>
+        </w:tc>
+        <w:tc>
+          <w:tcPr>
+            <w:tcW w:w="1701" w:type="dxa"/>
+            <w:vAlign w:val="center"/>
           </w:tcPr>
           <w:p>
             <w:pPr>
@@ -2741,57 +2727,65 @@
                 <w:sz w:val="20"/>
                 <w:szCs w:val="20"/>
               </w:rPr>
-              <w:t xml:space="preserve">≤ </w:t>
-            </w:r>
-            <w:r>
-              <w:rPr>
-                <w:rFonts w:ascii="Aptos" w:hAnsi="Aptos"/>
-                <w:color w:val="101820"/>
-                <w:sz w:val="20"/>
-                <w:szCs w:val="20"/>
-              </w:rPr>
-              <w:t>3</w:t>
-            </w:r>
-            <w:r>
-              <w:rPr>
-                <w:rFonts w:ascii="Aptos" w:hAnsi="Aptos"/>
-                <w:color w:val="101820"/>
-                <w:sz w:val="20"/>
-                <w:szCs w:val="20"/>
-              </w:rPr>
-              <w:t>.0</w:t>
-            </w:r>
-          </w:p>
-        </w:tc>
-        <w:tc>
-          <w:tcPr>
-            <w:tcW w:w="1814" w:type="dxa"/>
-          </w:tcPr>
-          <w:p>
-            <w:pPr>
-              <w:spacing w:after="0" w:line="360" w:lineRule="auto"/>
-              <w:jc w:val="center"/>
-              <w:rPr>
-                <w:rFonts w:ascii="Aptos" w:hAnsi="Aptos"/>
-                <w:color w:val="101820"/>
-                <w:sz w:val="20"/>
-                <w:szCs w:val="20"/>
-              </w:rPr>
-            </w:pPr>
-            <w:r>
-              <w:t>Noda-PLAST Lab</w:t>
+              <w:t>NODA PLAST Lab</w:t>
             </w:r>
           </w:p>
         </w:tc>
       </w:tr>
       <w:tr>
         <w:trPr>
-          <w:trHeight w:val="340"/>
+          <w:trHeight w:val="362"/>
           <w:jc w:val="center"/>
         </w:trPr>
         <w:tc>
           <w:tcPr>
-            <w:tcW w:w="2623" w:type="dxa"/>
+            <w:tcW w:w="2547" w:type="dxa"/>
+            <w:vAlign w:val="center"/>
+          </w:tcPr>
+          <w:p>
+            <w:pPr>
+              <w:spacing w:after="0" w:line="360" w:lineRule="auto"/>
+              <w:rPr>
+                <w:b/>
+                <w:bCs/>
+                <w:sz w:val="20"/>
+                <w:szCs w:val="20"/>
+              </w:rPr>
+            </w:pPr>
+            <w:r>
+              <w:rPr>
+                <w:b/>
+                <w:bCs/>
+                <w:sz w:val="20"/>
+                <w:szCs w:val="20"/>
+              </w:rPr>
+              <w:t>Seal Strength</w:t>
+            </w:r>
+          </w:p>
+          <w:p>
+            <w:pPr>
+              <w:spacing w:after="0" w:line="360" w:lineRule="auto"/>
+              <w:rPr>
+                <w:b/>
+                <w:bCs/>
+                <w:sz w:val="20"/>
+                <w:szCs w:val="20"/>
+              </w:rPr>
+            </w:pPr>
+            <w:r>
+              <w:rPr>
+                <w:b/>
+                <w:bCs/>
+                <w:sz w:val="20"/>
+                <w:szCs w:val="20"/>
+              </w:rPr>
+              <w:t>@ 130 °C 1 bar / 1 Sec</w:t>
+            </w:r>
+          </w:p>
+        </w:tc>
+        <w:tc>
+          <w:tcPr>
+            <w:tcW w:w="822" w:type="dxa"/>
             <w:vAlign w:val="center"/>
           </w:tcPr>
           <w:p>
@@ -2799,39 +2793,57 @@
               <w:spacing w:after="0" w:line="360" w:lineRule="auto"/>
               <w:jc w:val="center"/>
               <w:rPr>
-                <w:sz w:val="20"/>
-                <w:szCs w:val="20"/>
-              </w:rPr>
-            </w:pPr>
-            <w:r>
-              <w:rPr>
-                <w:sz w:val="20"/>
-                <w:szCs w:val="20"/>
-              </w:rPr>
-              <w:t xml:space="preserve">Seal Strength @ 130 °C  </w:t>
-            </w:r>
-          </w:p>
+                <w:rFonts w:ascii="Aptos" w:hAnsi="Aptos"/>
+                <w:b/>
+                <w:color w:val="101820"/>
+                <w:sz w:val="20"/>
+                <w:szCs w:val="20"/>
+              </w:rPr>
+            </w:pPr>
+            <w:r>
+              <w:rPr>
+                <w:rFonts w:ascii="Aptos" w:hAnsi="Aptos"/>
+                <w:color w:val="101820"/>
+                <w:sz w:val="20"/>
+                <w:szCs w:val="20"/>
+              </w:rPr>
+              <w:t>—</w:t>
+            </w:r>
+          </w:p>
+        </w:tc>
+        <w:tc>
+          <w:tcPr>
+            <w:tcW w:w="1075" w:type="dxa"/>
+            <w:vAlign w:val="center"/>
+          </w:tcPr>
           <w:p>
             <w:pPr>
               <w:spacing w:after="0" w:line="360" w:lineRule="auto"/>
               <w:jc w:val="center"/>
               <w:rPr>
-                <w:sz w:val="20"/>
-                <w:szCs w:val="20"/>
-              </w:rPr>
-            </w:pPr>
-            <w:r>
-              <w:rPr>
-                <w:sz w:val="20"/>
-                <w:szCs w:val="20"/>
-              </w:rPr>
-              <w:t>1 bar / 1 Sec</w:t>
-            </w:r>
-          </w:p>
-        </w:tc>
-        <w:tc>
-          <w:tcPr>
-            <w:tcW w:w="1008" w:type="dxa"/>
+                <w:rFonts w:ascii="Aptos" w:hAnsi="Aptos"/>
+                <w:bCs/>
+                <w:color w:val="101820"/>
+                <w:sz w:val="20"/>
+                <w:szCs w:val="20"/>
+              </w:rPr>
+            </w:pPr>
+            <w:r>
+              <w:rPr>
+                <w:rFonts w:ascii="Aptos" w:hAnsi="Aptos"/>
+                <w:bCs/>
+                <w:color w:val="101820"/>
+                <w:sz w:val="20"/>
+                <w:szCs w:val="20"/>
+              </w:rPr>
+              <w:t>N/15mm</w:t>
+            </w:r>
+          </w:p>
+        </w:tc>
+        <w:tc>
+          <w:tcPr>
+            <w:tcW w:w="4482" w:type="dxa"/>
+            <w:gridSpan w:val="8"/>
             <w:vAlign w:val="center"/>
           </w:tcPr>
           <w:p>
@@ -2840,89 +2852,40 @@
               <w:jc w:val="center"/>
               <w:rPr>
                 <w:rFonts w:ascii="Aptos" w:hAnsi="Aptos"/>
-                <w:b/>
-                <w:color w:val="101820"/>
-                <w:sz w:val="20"/>
-                <w:szCs w:val="20"/>
-              </w:rPr>
-            </w:pPr>
-            <w:r>
-              <w:rPr>
-                <w:rFonts w:ascii="Aptos" w:hAnsi="Aptos"/>
-                <w:color w:val="101820"/>
-                <w:sz w:val="20"/>
-                <w:szCs w:val="20"/>
-              </w:rPr>
-              <w:t>—</w:t>
-            </w:r>
-          </w:p>
-        </w:tc>
-        <w:tc>
-          <w:tcPr>
-            <w:tcW w:w="1100" w:type="dxa"/>
+                <w:color w:val="101820"/>
+                <w:sz w:val="20"/>
+                <w:szCs w:val="20"/>
+              </w:rPr>
+            </w:pPr>
+            <w:r>
+              <w:rPr>
+                <w:rFonts w:ascii="Aptos" w:hAnsi="Aptos"/>
+                <w:color w:val="101820"/>
+                <w:sz w:val="20"/>
+                <w:szCs w:val="20"/>
+              </w:rPr>
+              <w:t>&gt; 2.0</w:t>
+            </w:r>
+          </w:p>
+        </w:tc>
+        <w:tc>
+          <w:tcPr>
+            <w:tcW w:w="1701" w:type="dxa"/>
             <w:vAlign w:val="center"/>
           </w:tcPr>
           <w:p>
             <w:pPr>
               <w:spacing w:after="0" w:line="360" w:lineRule="auto"/>
               <w:jc w:val="center"/>
-              <w:rPr>
-                <w:rFonts w:ascii="Aptos" w:hAnsi="Aptos"/>
-                <w:color w:val="101820"/>
-                <w:sz w:val="20"/>
-                <w:szCs w:val="20"/>
-              </w:rPr>
-            </w:pPr>
-            <w:r>
-              <w:rPr>
-                <w:rFonts w:ascii="Aptos" w:hAnsi="Aptos"/>
-                <w:b/>
-                <w:color w:val="101820"/>
-                <w:sz w:val="20"/>
-                <w:szCs w:val="20"/>
-              </w:rPr>
-              <w:t>N/15mm</w:t>
-            </w:r>
-          </w:p>
-        </w:tc>
-        <w:tc>
-          <w:tcPr>
-            <w:tcW w:w="4894" w:type="dxa"/>
-            <w:gridSpan w:val="8"/>
-          </w:tcPr>
-          <w:p>
-            <w:pPr>
-              <w:spacing w:after="0" w:line="360" w:lineRule="auto"/>
-              <w:jc w:val="center"/>
-              <w:rPr>
-                <w:rFonts w:ascii="Aptos" w:hAnsi="Aptos"/>
-                <w:color w:val="101820"/>
-                <w:sz w:val="20"/>
-                <w:szCs w:val="20"/>
-              </w:rPr>
-            </w:pPr>
-            <w:r>
-              <w:rPr>
-                <w:rFonts w:ascii="Aptos" w:hAnsi="Aptos"/>
-                <w:color w:val="101820"/>
-                <w:sz w:val="20"/>
-                <w:szCs w:val="20"/>
-              </w:rPr>
-              <w:t>&gt; 2.0</w:t>
-            </w:r>
-          </w:p>
-        </w:tc>
-        <w:tc>
-          <w:tcPr>
-            <w:tcW w:w="1814" w:type="dxa"/>
-          </w:tcPr>
-          <w:p>
-            <w:pPr>
-              <w:spacing w:after="0" w:line="360" w:lineRule="auto"/>
-              <w:jc w:val="center"/>
-            </w:pPr>
-            <w:r>
-              <w:t>Noda-PLAST Lab</w:t>
+            </w:pPr>
+            <w:r>
+              <w:rPr>
+                <w:rFonts w:ascii="Aptos" w:hAnsi="Aptos"/>
+                <w:color w:val="101820"/>
+                <w:sz w:val="20"/>
+                <w:szCs w:val="20"/>
+              </w:rPr>
+              <w:t>NODA PLAST Lab</w:t>
             </w:r>
           </w:p>
         </w:tc>
@@ -3008,11 +2971,14 @@
 <w:ftr xmlns:wpc="http://schemas.microsoft.com/office/word/2010/wordprocessingCanvas" xmlns:cx="http://schemas.microsoft.com/office/drawing/2014/chartex" xmlns:cx1="http://schemas.microsoft.com/office/drawing/2015/9/8/chartex" xmlns:cx2="http://schemas.microsoft.com/office/drawing/2015/10/21/chartex" xmlns:cx3="http://schemas.microsoft.com/office/drawing/2016/5/9/chartex" xmlns:cx4="http://schemas.microsoft.com/office/drawing/2016/5/10/chartex" xmlns:cx5="http://schemas.microsoft.com/office/drawing/2016/5/11/chartex" xmlns:cx6="http://schemas.microsoft.com/office/drawing/2016/5/12/chartex" xmlns:cx7="http://schemas.microsoft.com/office/drawing/2016/5/13/chartex" xmlns:cx8="http://schemas.microsoft.com/office/drawing/2016/5/14/chartex" xmlns:mc="http://schemas.openxmlformats.org/markup-compatibility/2006" xmlns:aink="http://schemas.microsoft.com/office/drawing/2016/ink" xmlns:am3d="http://schemas.microsoft.com/office/drawing/2017/model3d" xmlns:o="urn:schemas-microsoft-com:office:office" xmlns:oel="http://schemas.microsoft.com/office/2019/extlst" xmlns:r="http://schemas.openxmlformats.org/officeDocument/2006/relationships" xmlns:m="http://schemas.openxmlformats.org/officeDocument/2006/math" xmlns:v="urn:schemas-microsoft-com:vml" xmlns:wp14="http://schemas.microsoft.com/office/word/2010/wordprocessingDrawing" xmlns:wp="http://schemas.openxmlformats.org/drawingml/2006/wordprocessingDrawing" xmlns:w10="urn:schemas-microsoft-com:office:word" xmlns:w="http://schemas.openxmlformats.org/wordprocessingml/2006/main" xmlns:w14="http://schemas.microsoft.com/office/word/2010/wordml" xmlns:w15="http://schemas.microsoft.com/office/word/2012/wordml" xmlns:w16cex="http://schemas.microsoft.com/office/word/2018/wordml/cex" xmlns:w16cid="http://schemas.microsoft.com/office/word/2016/wordml/cid" xmlns:w16="http://schemas.microsoft.com/office/word/2018/wordml" xmlns:w16du="http://schemas.microsoft.com/office/word/2023/wordml/word16du" xmlns:w16sdtdh="http://schemas.microsoft.com/office/word/2020/wordml/sdtdatahash" xmlns:w16sdtfl="http://schemas.microsoft.com/office/word/2024/wordml/sdtformatlock" xmlns:w16se="http://schemas.microsoft.com/office/word/2015/wordml/symex" xmlns:wpg="http://schemas.microsoft.com/office/word/2010/wordprocessingGroup" xmlns:wpi="http://schemas.microsoft.com/office/word/2010/wordprocessingInk" xmlns:wne="http://schemas.microsoft.com/office/word/2006/wordml" xmlns:wps="http://schemas.microsoft.com/office/word/2010/wordprocessingShape" mc:Ignorable="w14 w15 w16se w16cid w16 w16cex w16sdtdh w16sdtfl w16du wp14">
   <w:p>
     <w:pPr>
-      <w:pStyle w:val="Pieddepage"/>
+      <w:pStyle w:val="Footer"/>
       <w:jc w:val="center"/>
     </w:pPr>
     <w:r>
-      <w:t>NODA PLAST FILM • Technical Data Sheet • NLV</w:t>
+      <w:t>NODA PLAST FILM • Technical Data Sheet • N</w:t>
+    </w:r>
+    <w:r>
+      <w:t>SW</w:t>
     </w:r>
   </w:p>
 </w:ftr>
@@ -3083,7 +3049,7 @@
               <wp:inline distT="0" distB="0" distL="0" distR="0" wp14:anchorId="6FD6B522" wp14:editId="06735160">
                 <wp:extent cx="1994724" cy="571500"/>
                 <wp:effectExtent l="0" t="0" r="5715" b="0"/>
-                <wp:docPr id="626964587" name="Picture 1"/>
+                <wp:docPr id="1693515321" name="Picture 1"/>
                 <wp:cNvGraphicFramePr>
                   <a:graphicFrameLocks xmlns:a="http://schemas.openxmlformats.org/drawingml/2006/main" noChangeAspect="1"/>
                 </wp:cNvGraphicFramePr>
@@ -3163,7 +3129,7 @@
   </w:tbl>
   <w:p>
     <w:pPr>
-      <w:pStyle w:val="En-tte"/>
+      <w:pStyle w:val="Header"/>
       <w:rPr>
         <w:lang w:val="fr-FR"/>
       </w:rPr>
@@ -3288,6 +3254,119 @@
     </w:lvl>
   </w:abstractNum>
   <w:abstractNum w:abstractNumId="1" w15:restartNumberingAfterBreak="0">
+    <w:nsid w:val="11522134"/>
+    <w:multiLevelType w:val="hybridMultilevel"/>
+    <w:tmpl w:val="0960F188"/>
+    <w:lvl w:ilvl="0" w:tplc="10000001">
+      <w:start w:val="1"/>
+      <w:numFmt w:val="bullet"/>
+      <w:lvlText w:val=""/>
+      <w:lvlJc w:val="left"/>
+      <w:pPr>
+        <w:ind w:left="720" w:hanging="360"/>
+      </w:pPr>
+      <w:rPr>
+        <w:rFonts w:ascii="Symbol" w:hAnsi="Symbol" w:hint="default"/>
+      </w:rPr>
+    </w:lvl>
+    <w:lvl w:ilvl="1" w:tplc="10000003" w:tentative="1">
+      <w:start w:val="1"/>
+      <w:numFmt w:val="bullet"/>
+      <w:lvlText w:val="o"/>
+      <w:lvlJc w:val="left"/>
+      <w:pPr>
+        <w:ind w:left="1440" w:hanging="360"/>
+      </w:pPr>
+      <w:rPr>
+        <w:rFonts w:ascii="Courier New" w:hAnsi="Courier New" w:cs="Courier New" w:hint="default"/>
+      </w:rPr>
+    </w:lvl>
+    <w:lvl w:ilvl="2" w:tplc="10000005" w:tentative="1">
+      <w:start w:val="1"/>
+      <w:numFmt w:val="bullet"/>
+      <w:lvlText w:val=""/>
+      <w:lvlJc w:val="left"/>
+      <w:pPr>
+        <w:ind w:left="2160" w:hanging="360"/>
+      </w:pPr>
+      <w:rPr>
+        <w:rFonts w:ascii="Wingdings" w:hAnsi="Wingdings" w:hint="default"/>
+      </w:rPr>
+    </w:lvl>
+    <w:lvl w:ilvl="3" w:tplc="10000001" w:tentative="1">
+      <w:start w:val="1"/>
+      <w:numFmt w:val="bullet"/>
+      <w:lvlText w:val=""/>
+      <w:lvlJc w:val="left"/>
+      <w:pPr>
+        <w:ind w:left="2880" w:hanging="360"/>
+      </w:pPr>
+      <w:rPr>
+        <w:rFonts w:ascii="Symbol" w:hAnsi="Symbol" w:hint="default"/>
+      </w:rPr>
+    </w:lvl>
+    <w:lvl w:ilvl="4" w:tplc="10000003" w:tentative="1">
+      <w:start w:val="1"/>
+      <w:numFmt w:val="bullet"/>
+      <w:lvlText w:val="o"/>
+      <w:lvlJc w:val="left"/>
+      <w:pPr>
+        <w:ind w:left="3600" w:hanging="360"/>
+      </w:pPr>
+      <w:rPr>
+        <w:rFonts w:ascii="Courier New" w:hAnsi="Courier New" w:cs="Courier New" w:hint="default"/>
+      </w:rPr>
+    </w:lvl>
+    <w:lvl w:ilvl="5" w:tplc="10000005" w:tentative="1">
+      <w:start w:val="1"/>
+      <w:numFmt w:val="bullet"/>
+      <w:lvlText w:val=""/>
+      <w:lvlJc w:val="left"/>
+      <w:pPr>
+        <w:ind w:left="4320" w:hanging="360"/>
+      </w:pPr>
+      <w:rPr>
+        <w:rFonts w:ascii="Wingdings" w:hAnsi="Wingdings" w:hint="default"/>
+      </w:rPr>
+    </w:lvl>
+    <w:lvl w:ilvl="6" w:tplc="10000001" w:tentative="1">
+      <w:start w:val="1"/>
+      <w:numFmt w:val="bullet"/>
+      <w:lvlText w:val=""/>
+      <w:lvlJc w:val="left"/>
+      <w:pPr>
+        <w:ind w:left="5040" w:hanging="360"/>
+      </w:pPr>
+      <w:rPr>
+        <w:rFonts w:ascii="Symbol" w:hAnsi="Symbol" w:hint="default"/>
+      </w:rPr>
+    </w:lvl>
+    <w:lvl w:ilvl="7" w:tplc="10000003" w:tentative="1">
+      <w:start w:val="1"/>
+      <w:numFmt w:val="bullet"/>
+      <w:lvlText w:val="o"/>
+      <w:lvlJc w:val="left"/>
+      <w:pPr>
+        <w:ind w:left="5760" w:hanging="360"/>
+      </w:pPr>
+      <w:rPr>
+        <w:rFonts w:ascii="Courier New" w:hAnsi="Courier New" w:cs="Courier New" w:hint="default"/>
+      </w:rPr>
+    </w:lvl>
+    <w:lvl w:ilvl="8" w:tplc="10000005" w:tentative="1">
+      <w:start w:val="1"/>
+      <w:numFmt w:val="bullet"/>
+      <w:lvlText w:val=""/>
+      <w:lvlJc w:val="left"/>
+      <w:pPr>
+        <w:ind w:left="6480" w:hanging="360"/>
+      </w:pPr>
+      <w:rPr>
+        <w:rFonts w:ascii="Wingdings" w:hAnsi="Wingdings" w:hint="default"/>
+      </w:rPr>
+    </w:lvl>
+  </w:abstractNum>
+  <w:abstractNum w:abstractNumId="2" w15:restartNumberingAfterBreak="0">
     <w:nsid w:val="1AFF599D"/>
     <w:multiLevelType w:val="hybridMultilevel"/>
     <w:tmpl w:val="577201FA"/>
@@ -3400,7 +3479,7 @@
       </w:rPr>
     </w:lvl>
   </w:abstractNum>
-  <w:abstractNum w:abstractNumId="2" w15:restartNumberingAfterBreak="0">
+  <w:abstractNum w:abstractNumId="3" w15:restartNumberingAfterBreak="0">
     <w:nsid w:val="1BFB1FF1"/>
     <w:multiLevelType w:val="hybridMultilevel"/>
     <w:tmpl w:val="22265CDC"/>
@@ -3513,7 +3592,7 @@
       </w:rPr>
     </w:lvl>
   </w:abstractNum>
-  <w:abstractNum w:abstractNumId="3" w15:restartNumberingAfterBreak="0">
+  <w:abstractNum w:abstractNumId="4" w15:restartNumberingAfterBreak="0">
     <w:nsid w:val="1C040D72"/>
     <w:multiLevelType w:val="hybridMultilevel"/>
     <w:tmpl w:val="FABA3C32"/>
@@ -3625,7 +3704,7 @@
       </w:rPr>
     </w:lvl>
   </w:abstractNum>
-  <w:abstractNum w:abstractNumId="4" w15:restartNumberingAfterBreak="0">
+  <w:abstractNum w:abstractNumId="5" w15:restartNumberingAfterBreak="0">
     <w:nsid w:val="1F762EDA"/>
     <w:multiLevelType w:val="hybridMultilevel"/>
     <w:tmpl w:val="471EC2F4"/>
@@ -3738,7 +3817,7 @@
       </w:rPr>
     </w:lvl>
   </w:abstractNum>
-  <w:abstractNum w:abstractNumId="5" w15:restartNumberingAfterBreak="0">
+  <w:abstractNum w:abstractNumId="6" w15:restartNumberingAfterBreak="0">
     <w:nsid w:val="24E64842"/>
     <w:multiLevelType w:val="hybridMultilevel"/>
     <w:tmpl w:val="9FFC0EBE"/>
@@ -3851,7 +3930,7 @@
       </w:rPr>
     </w:lvl>
   </w:abstractNum>
-  <w:abstractNum w:abstractNumId="6" w15:restartNumberingAfterBreak="0">
+  <w:abstractNum w:abstractNumId="7" w15:restartNumberingAfterBreak="0">
     <w:nsid w:val="28E17828"/>
     <w:multiLevelType w:val="hybridMultilevel"/>
     <w:tmpl w:val="F27AE2A0"/>
@@ -3963,7 +4042,7 @@
       </w:rPr>
     </w:lvl>
   </w:abstractNum>
-  <w:abstractNum w:abstractNumId="7" w15:restartNumberingAfterBreak="0">
+  <w:abstractNum w:abstractNumId="8" w15:restartNumberingAfterBreak="0">
     <w:nsid w:val="2C271E88"/>
     <w:multiLevelType w:val="hybridMultilevel"/>
     <w:tmpl w:val="E190013E"/>
@@ -4076,7 +4155,7 @@
       </w:rPr>
     </w:lvl>
   </w:abstractNum>
-  <w:abstractNum w:abstractNumId="8" w15:restartNumberingAfterBreak="0">
+  <w:abstractNum w:abstractNumId="9" w15:restartNumberingAfterBreak="0">
     <w:nsid w:val="313F0591"/>
     <w:multiLevelType w:val="hybridMultilevel"/>
     <w:tmpl w:val="DD7EEFBA"/>
@@ -4189,7 +4268,7 @@
       </w:rPr>
     </w:lvl>
   </w:abstractNum>
-  <w:abstractNum w:abstractNumId="9" w15:restartNumberingAfterBreak="0">
+  <w:abstractNum w:abstractNumId="10" w15:restartNumberingAfterBreak="0">
     <w:nsid w:val="3536148C"/>
     <w:multiLevelType w:val="hybridMultilevel"/>
     <w:tmpl w:val="37BC922E"/>
@@ -4301,7 +4380,7 @@
       </w:rPr>
     </w:lvl>
   </w:abstractNum>
-  <w:abstractNum w:abstractNumId="10" w15:restartNumberingAfterBreak="0">
+  <w:abstractNum w:abstractNumId="11" w15:restartNumberingAfterBreak="0">
     <w:nsid w:val="3BD518A2"/>
     <w:multiLevelType w:val="hybridMultilevel"/>
     <w:tmpl w:val="723CED92"/>
@@ -4414,7 +4493,7 @@
       </w:rPr>
     </w:lvl>
   </w:abstractNum>
-  <w:abstractNum w:abstractNumId="11" w15:restartNumberingAfterBreak="0">
+  <w:abstractNum w:abstractNumId="12" w15:restartNumberingAfterBreak="0">
     <w:nsid w:val="4108168A"/>
     <w:multiLevelType w:val="hybridMultilevel"/>
     <w:tmpl w:val="763AF57C"/>
@@ -4526,7 +4605,7 @@
       </w:rPr>
     </w:lvl>
   </w:abstractNum>
-  <w:abstractNum w:abstractNumId="12" w15:restartNumberingAfterBreak="0">
+  <w:abstractNum w:abstractNumId="13" w15:restartNumberingAfterBreak="0">
     <w:nsid w:val="458B27F5"/>
     <w:multiLevelType w:val="hybridMultilevel"/>
     <w:tmpl w:val="86109318"/>
@@ -4638,7 +4717,7 @@
       </w:rPr>
     </w:lvl>
   </w:abstractNum>
-  <w:abstractNum w:abstractNumId="13" w15:restartNumberingAfterBreak="0">
+  <w:abstractNum w:abstractNumId="14" w15:restartNumberingAfterBreak="0">
     <w:nsid w:val="49173AC4"/>
     <w:multiLevelType w:val="hybridMultilevel"/>
     <w:tmpl w:val="704EDBCC"/>
@@ -4751,7 +4830,7 @@
       </w:rPr>
     </w:lvl>
   </w:abstractNum>
-  <w:abstractNum w:abstractNumId="14" w15:restartNumberingAfterBreak="0">
+  <w:abstractNum w:abstractNumId="15" w15:restartNumberingAfterBreak="0">
     <w:nsid w:val="4D0035EC"/>
     <w:multiLevelType w:val="hybridMultilevel"/>
     <w:tmpl w:val="D1D695A4"/>
@@ -4864,7 +4943,7 @@
       </w:rPr>
     </w:lvl>
   </w:abstractNum>
-  <w:abstractNum w:abstractNumId="15" w15:restartNumberingAfterBreak="0">
+  <w:abstractNum w:abstractNumId="16" w15:restartNumberingAfterBreak="0">
     <w:nsid w:val="4D0F7A82"/>
     <w:multiLevelType w:val="hybridMultilevel"/>
     <w:tmpl w:val="5A1688D8"/>
@@ -4977,7 +5056,7 @@
       </w:rPr>
     </w:lvl>
   </w:abstractNum>
-  <w:abstractNum w:abstractNumId="16" w15:restartNumberingAfterBreak="0">
+  <w:abstractNum w:abstractNumId="17" w15:restartNumberingAfterBreak="0">
     <w:nsid w:val="4E4C04F2"/>
     <w:multiLevelType w:val="hybridMultilevel"/>
     <w:tmpl w:val="E36678B8"/>
@@ -5090,7 +5169,7 @@
       </w:rPr>
     </w:lvl>
   </w:abstractNum>
-  <w:abstractNum w:abstractNumId="17" w15:restartNumberingAfterBreak="0">
+  <w:abstractNum w:abstractNumId="18" w15:restartNumberingAfterBreak="0">
     <w:nsid w:val="4EF12CC1"/>
     <w:multiLevelType w:val="hybridMultilevel"/>
     <w:tmpl w:val="5FB65700"/>
@@ -5203,7 +5282,7 @@
       </w:rPr>
     </w:lvl>
   </w:abstractNum>
-  <w:abstractNum w:abstractNumId="18" w15:restartNumberingAfterBreak="0">
+  <w:abstractNum w:abstractNumId="19" w15:restartNumberingAfterBreak="0">
     <w:nsid w:val="51626A06"/>
     <w:multiLevelType w:val="hybridMultilevel"/>
     <w:tmpl w:val="25FCAD38"/>
@@ -5316,7 +5395,119 @@
       </w:rPr>
     </w:lvl>
   </w:abstractNum>
-  <w:abstractNum w:abstractNumId="19" w15:restartNumberingAfterBreak="0">
+  <w:abstractNum w:abstractNumId="20" w15:restartNumberingAfterBreak="0">
+    <w:nsid w:val="57686938"/>
+    <w:multiLevelType w:val="hybridMultilevel"/>
+    <w:tmpl w:val="57023C7A"/>
+    <w:lvl w:ilvl="0" w:tplc="40D206E2">
+      <w:numFmt w:val="bullet"/>
+      <w:lvlText w:val=""/>
+      <w:lvlJc w:val="left"/>
+      <w:pPr>
+        <w:ind w:left="720" w:hanging="360"/>
+      </w:pPr>
+      <w:rPr>
+        <w:rFonts w:ascii="Aptos" w:eastAsiaTheme="minorEastAsia" w:hAnsi="Aptos" w:cstheme="minorBidi" w:hint="default"/>
+      </w:rPr>
+    </w:lvl>
+    <w:lvl w:ilvl="1" w:tplc="10000003" w:tentative="1">
+      <w:start w:val="1"/>
+      <w:numFmt w:val="bullet"/>
+      <w:lvlText w:val="o"/>
+      <w:lvlJc w:val="left"/>
+      <w:pPr>
+        <w:ind w:left="1440" w:hanging="360"/>
+      </w:pPr>
+      <w:rPr>
+        <w:rFonts w:ascii="Courier New" w:hAnsi="Courier New" w:cs="Courier New" w:hint="default"/>
+      </w:rPr>
+    </w:lvl>
+    <w:lvl w:ilvl="2" w:tplc="10000005" w:tentative="1">
+      <w:start w:val="1"/>
+      <w:numFmt w:val="bullet"/>
+      <w:lvlText w:val=""/>
+      <w:lvlJc w:val="left"/>
+      <w:pPr>
+        <w:ind w:left="2160" w:hanging="360"/>
+      </w:pPr>
+      <w:rPr>
+        <w:rFonts w:ascii="Wingdings" w:hAnsi="Wingdings" w:hint="default"/>
+      </w:rPr>
+    </w:lvl>
+    <w:lvl w:ilvl="3" w:tplc="10000001" w:tentative="1">
+      <w:start w:val="1"/>
+      <w:numFmt w:val="bullet"/>
+      <w:lvlText w:val=""/>
+      <w:lvlJc w:val="left"/>
+      <w:pPr>
+        <w:ind w:left="2880" w:hanging="360"/>
+      </w:pPr>
+      <w:rPr>
+        <w:rFonts w:ascii="Symbol" w:hAnsi="Symbol" w:hint="default"/>
+      </w:rPr>
+    </w:lvl>
+    <w:lvl w:ilvl="4" w:tplc="10000003" w:tentative="1">
+      <w:start w:val="1"/>
+      <w:numFmt w:val="bullet"/>
+      <w:lvlText w:val="o"/>
+      <w:lvlJc w:val="left"/>
+      <w:pPr>
+        <w:ind w:left="3600" w:hanging="360"/>
+      </w:pPr>
+      <w:rPr>
+        <w:rFonts w:ascii="Courier New" w:hAnsi="Courier New" w:cs="Courier New" w:hint="default"/>
+      </w:rPr>
+    </w:lvl>
+    <w:lvl w:ilvl="5" w:tplc="10000005" w:tentative="1">
+      <w:start w:val="1"/>
+      <w:numFmt w:val="bullet"/>
+      <w:lvlText w:val=""/>
+      <w:lvlJc w:val="left"/>
+      <w:pPr>
+        <w:ind w:left="4320" w:hanging="360"/>
+      </w:pPr>
+      <w:rPr>
+        <w:rFonts w:ascii="Wingdings" w:hAnsi="Wingdings" w:hint="default"/>
+      </w:rPr>
+    </w:lvl>
+    <w:lvl w:ilvl="6" w:tplc="10000001" w:tentative="1">
+      <w:start w:val="1"/>
+      <w:numFmt w:val="bullet"/>
+      <w:lvlText w:val=""/>
+      <w:lvlJc w:val="left"/>
+      <w:pPr>
+        <w:ind w:left="5040" w:hanging="360"/>
+      </w:pPr>
+      <w:rPr>
+        <w:rFonts w:ascii="Symbol" w:hAnsi="Symbol" w:hint="default"/>
+      </w:rPr>
+    </w:lvl>
+    <w:lvl w:ilvl="7" w:tplc="10000003" w:tentative="1">
+      <w:start w:val="1"/>
+      <w:numFmt w:val="bullet"/>
+      <w:lvlText w:val="o"/>
+      <w:lvlJc w:val="left"/>
+      <w:pPr>
+        <w:ind w:left="5760" w:hanging="360"/>
+      </w:pPr>
+      <w:rPr>
+        <w:rFonts w:ascii="Courier New" w:hAnsi="Courier New" w:cs="Courier New" w:hint="default"/>
+      </w:rPr>
+    </w:lvl>
+    <w:lvl w:ilvl="8" w:tplc="10000005" w:tentative="1">
+      <w:start w:val="1"/>
+      <w:numFmt w:val="bullet"/>
+      <w:lvlText w:val=""/>
+      <w:lvlJc w:val="left"/>
+      <w:pPr>
+        <w:ind w:left="6480" w:hanging="360"/>
+      </w:pPr>
+      <w:rPr>
+        <w:rFonts w:ascii="Wingdings" w:hAnsi="Wingdings" w:hint="default"/>
+      </w:rPr>
+    </w:lvl>
+  </w:abstractNum>
+  <w:abstractNum w:abstractNumId="21" w15:restartNumberingAfterBreak="0">
     <w:nsid w:val="64281AA5"/>
     <w:multiLevelType w:val="hybridMultilevel"/>
     <w:tmpl w:val="A4A60B9C"/>
@@ -5429,7 +5620,7 @@
       </w:rPr>
     </w:lvl>
   </w:abstractNum>
-  <w:abstractNum w:abstractNumId="20" w15:restartNumberingAfterBreak="0">
+  <w:abstractNum w:abstractNumId="22" w15:restartNumberingAfterBreak="0">
     <w:nsid w:val="6D116A99"/>
     <w:multiLevelType w:val="hybridMultilevel"/>
     <w:tmpl w:val="83749F64"/>
@@ -5542,7 +5733,7 @@
       </w:rPr>
     </w:lvl>
   </w:abstractNum>
-  <w:abstractNum w:abstractNumId="21" w15:restartNumberingAfterBreak="0">
+  <w:abstractNum w:abstractNumId="23" w15:restartNumberingAfterBreak="0">
     <w:nsid w:val="726E24C0"/>
     <w:multiLevelType w:val="hybridMultilevel"/>
     <w:tmpl w:val="0100B60C"/>
@@ -5655,7 +5846,7 @@
       </w:rPr>
     </w:lvl>
   </w:abstractNum>
-  <w:abstractNum w:abstractNumId="22" w15:restartNumberingAfterBreak="0">
+  <w:abstractNum w:abstractNumId="24" w15:restartNumberingAfterBreak="0">
     <w:nsid w:val="74CE62EC"/>
     <w:multiLevelType w:val="hybridMultilevel"/>
     <w:tmpl w:val="97900C0E"/>
@@ -5768,7 +5959,120 @@
       </w:rPr>
     </w:lvl>
   </w:abstractNum>
-  <w:abstractNum w:abstractNumId="23" w15:restartNumberingAfterBreak="0">
+  <w:abstractNum w:abstractNumId="25" w15:restartNumberingAfterBreak="0">
+    <w:nsid w:val="79C85193"/>
+    <w:multiLevelType w:val="hybridMultilevel"/>
+    <w:tmpl w:val="C18C9EA2"/>
+    <w:lvl w:ilvl="0" w:tplc="10000001">
+      <w:start w:val="1"/>
+      <w:numFmt w:val="bullet"/>
+      <w:lvlText w:val=""/>
+      <w:lvlJc w:val="left"/>
+      <w:pPr>
+        <w:ind w:left="720" w:hanging="360"/>
+      </w:pPr>
+      <w:rPr>
+        <w:rFonts w:ascii="Symbol" w:hAnsi="Symbol" w:hint="default"/>
+      </w:rPr>
+    </w:lvl>
+    <w:lvl w:ilvl="1" w:tplc="FFFFFFFF" w:tentative="1">
+      <w:start w:val="1"/>
+      <w:numFmt w:val="bullet"/>
+      <w:lvlText w:val="o"/>
+      <w:lvlJc w:val="left"/>
+      <w:pPr>
+        <w:ind w:left="1440" w:hanging="360"/>
+      </w:pPr>
+      <w:rPr>
+        <w:rFonts w:ascii="Courier New" w:hAnsi="Courier New" w:cs="Courier New" w:hint="default"/>
+      </w:rPr>
+    </w:lvl>
+    <w:lvl w:ilvl="2" w:tplc="FFFFFFFF" w:tentative="1">
+      <w:start w:val="1"/>
+      <w:numFmt w:val="bullet"/>
+      <w:lvlText w:val=""/>
+      <w:lvlJc w:val="left"/>
+      <w:pPr>
+        <w:ind w:left="2160" w:hanging="360"/>
+      </w:pPr>
+      <w:rPr>
+        <w:rFonts w:ascii="Wingdings" w:hAnsi="Wingdings" w:hint="default"/>
+      </w:rPr>
+    </w:lvl>
+    <w:lvl w:ilvl="3" w:tplc="FFFFFFFF" w:tentative="1">
+      <w:start w:val="1"/>
+      <w:numFmt w:val="bullet"/>
+      <w:lvlText w:val=""/>
+      <w:lvlJc w:val="left"/>
+      <w:pPr>
+        <w:ind w:left="2880" w:hanging="360"/>
+      </w:pPr>
+      <w:rPr>
+        <w:rFonts w:ascii="Symbol" w:hAnsi="Symbol" w:hint="default"/>
+      </w:rPr>
+    </w:lvl>
+    <w:lvl w:ilvl="4" w:tplc="FFFFFFFF" w:tentative="1">
+      <w:start w:val="1"/>
+      <w:numFmt w:val="bullet"/>
+      <w:lvlText w:val="o"/>
+      <w:lvlJc w:val="left"/>
+      <w:pPr>
+        <w:ind w:left="3600" w:hanging="360"/>
+      </w:pPr>
+      <w:rPr>
+        <w:rFonts w:ascii="Courier New" w:hAnsi="Courier New" w:cs="Courier New" w:hint="default"/>
+      </w:rPr>
+    </w:lvl>
+    <w:lvl w:ilvl="5" w:tplc="FFFFFFFF" w:tentative="1">
+      <w:start w:val="1"/>
+      <w:numFmt w:val="bullet"/>
+      <w:lvlText w:val=""/>
+      <w:lvlJc w:val="left"/>
+      <w:pPr>
+        <w:ind w:left="4320" w:hanging="360"/>
+      </w:pPr>
+      <w:rPr>
+        <w:rFonts w:ascii="Wingdings" w:hAnsi="Wingdings" w:hint="default"/>
+      </w:rPr>
+    </w:lvl>
+    <w:lvl w:ilvl="6" w:tplc="FFFFFFFF" w:tentative="1">
+      <w:start w:val="1"/>
+      <w:numFmt w:val="bullet"/>
+      <w:lvlText w:val=""/>
+      <w:lvlJc w:val="left"/>
+      <w:pPr>
+        <w:ind w:left="5040" w:hanging="360"/>
+      </w:pPr>
+      <w:rPr>
+        <w:rFonts w:ascii="Symbol" w:hAnsi="Symbol" w:hint="default"/>
+      </w:rPr>
+    </w:lvl>
+    <w:lvl w:ilvl="7" w:tplc="FFFFFFFF" w:tentative="1">
+      <w:start w:val="1"/>
+      <w:numFmt w:val="bullet"/>
+      <w:lvlText w:val="o"/>
+      <w:lvlJc w:val="left"/>
+      <w:pPr>
+        <w:ind w:left="5760" w:hanging="360"/>
+      </w:pPr>
+      <w:rPr>
+        <w:rFonts w:ascii="Courier New" w:hAnsi="Courier New" w:cs="Courier New" w:hint="default"/>
+      </w:rPr>
+    </w:lvl>
+    <w:lvl w:ilvl="8" w:tplc="FFFFFFFF" w:tentative="1">
+      <w:start w:val="1"/>
+      <w:numFmt w:val="bullet"/>
+      <w:lvlText w:val=""/>
+      <w:lvlJc w:val="left"/>
+      <w:pPr>
+        <w:ind w:left="6480" w:hanging="360"/>
+      </w:pPr>
+      <w:rPr>
+        <w:rFonts w:ascii="Wingdings" w:hAnsi="Wingdings" w:hint="default"/>
+      </w:rPr>
+    </w:lvl>
+  </w:abstractNum>
+  <w:abstractNum w:abstractNumId="26" w15:restartNumberingAfterBreak="0">
     <w:nsid w:val="7F0D6EE5"/>
     <w:multiLevelType w:val="hybridMultilevel"/>
     <w:tmpl w:val="66789378"/>
@@ -5882,76 +6186,85 @@
     </w:lvl>
   </w:abstractNum>
   <w:num w:numId="1" w16cid:durableId="887060979">
+    <w:abstractNumId w:val="11"/>
+  </w:num>
+  <w:num w:numId="2" w16cid:durableId="456801545">
+    <w:abstractNumId w:val="14"/>
+  </w:num>
+  <w:num w:numId="3" w16cid:durableId="633559250">
+    <w:abstractNumId w:val="8"/>
+  </w:num>
+  <w:num w:numId="4" w16cid:durableId="1502768727">
     <w:abstractNumId w:val="10"/>
   </w:num>
-  <w:num w:numId="2" w16cid:durableId="456801545">
+  <w:num w:numId="5" w16cid:durableId="861944108">
+    <w:abstractNumId w:val="19"/>
+  </w:num>
+  <w:num w:numId="6" w16cid:durableId="447743136">
+    <w:abstractNumId w:val="3"/>
+  </w:num>
+  <w:num w:numId="7" w16cid:durableId="1924028316">
+    <w:abstractNumId w:val="9"/>
+  </w:num>
+  <w:num w:numId="8" w16cid:durableId="962006123">
+    <w:abstractNumId w:val="5"/>
+  </w:num>
+  <w:num w:numId="9" w16cid:durableId="1726444209">
+    <w:abstractNumId w:val="12"/>
+  </w:num>
+  <w:num w:numId="10" w16cid:durableId="1830780257">
+    <w:abstractNumId w:val="21"/>
+  </w:num>
+  <w:num w:numId="11" w16cid:durableId="1514569025">
+    <w:abstractNumId w:val="23"/>
+  </w:num>
+  <w:num w:numId="12" w16cid:durableId="845485218">
+    <w:abstractNumId w:val="4"/>
+  </w:num>
+  <w:num w:numId="13" w16cid:durableId="847601995">
+    <w:abstractNumId w:val="22"/>
+  </w:num>
+  <w:num w:numId="14" w16cid:durableId="881287566">
+    <w:abstractNumId w:val="17"/>
+  </w:num>
+  <w:num w:numId="15" w16cid:durableId="1681925787">
+    <w:abstractNumId w:val="15"/>
+  </w:num>
+  <w:num w:numId="16" w16cid:durableId="861211084">
     <w:abstractNumId w:val="13"/>
   </w:num>
-  <w:num w:numId="3" w16cid:durableId="633559250">
-    <w:abstractNumId w:val="7"/>
-  </w:num>
-  <w:num w:numId="4" w16cid:durableId="1502768727">
-    <w:abstractNumId w:val="9"/>
-  </w:num>
-  <w:num w:numId="5" w16cid:durableId="861944108">
-    <w:abstractNumId w:val="18"/>
-  </w:num>
-  <w:num w:numId="6" w16cid:durableId="447743136">
-    <w:abstractNumId w:val="2"/>
-  </w:num>
-  <w:num w:numId="7" w16cid:durableId="1924028316">
-    <w:abstractNumId w:val="8"/>
-  </w:num>
-  <w:num w:numId="8" w16cid:durableId="962006123">
-    <w:abstractNumId w:val="4"/>
-  </w:num>
-  <w:num w:numId="9" w16cid:durableId="1726444209">
-    <w:abstractNumId w:val="11"/>
-  </w:num>
-  <w:num w:numId="10" w16cid:durableId="1830780257">
-    <w:abstractNumId w:val="19"/>
-  </w:num>
-  <w:num w:numId="11" w16cid:durableId="1514569025">
-    <w:abstractNumId w:val="21"/>
-  </w:num>
-  <w:num w:numId="12" w16cid:durableId="845485218">
-    <w:abstractNumId w:val="3"/>
-  </w:num>
-  <w:num w:numId="13" w16cid:durableId="847601995">
-    <w:abstractNumId w:val="20"/>
-  </w:num>
-  <w:num w:numId="14" w16cid:durableId="881287566">
-    <w:abstractNumId w:val="16"/>
-  </w:num>
-  <w:num w:numId="15" w16cid:durableId="1681925787">
-    <w:abstractNumId w:val="14"/>
-  </w:num>
-  <w:num w:numId="16" w16cid:durableId="861211084">
-    <w:abstractNumId w:val="12"/>
-  </w:num>
   <w:num w:numId="17" w16cid:durableId="1136604101">
-    <w:abstractNumId w:val="22"/>
+    <w:abstractNumId w:val="24"/>
   </w:num>
   <w:num w:numId="18" w16cid:durableId="1608853833">
     <w:abstractNumId w:val="0"/>
   </w:num>
   <w:num w:numId="19" w16cid:durableId="506360778">
-    <w:abstractNumId w:val="17"/>
+    <w:abstractNumId w:val="18"/>
   </w:num>
   <w:num w:numId="20" w16cid:durableId="1946956391">
+    <w:abstractNumId w:val="7"/>
+  </w:num>
+  <w:num w:numId="21" w16cid:durableId="648562493">
+    <w:abstractNumId w:val="26"/>
+  </w:num>
+  <w:num w:numId="22" w16cid:durableId="1675302794">
+    <w:abstractNumId w:val="16"/>
+  </w:num>
+  <w:num w:numId="23" w16cid:durableId="1685013448">
+    <w:abstractNumId w:val="2"/>
+  </w:num>
+  <w:num w:numId="24" w16cid:durableId="1043361670">
     <w:abstractNumId w:val="6"/>
   </w:num>
-  <w:num w:numId="21" w16cid:durableId="648562493">
-    <w:abstractNumId w:val="23"/>
-  </w:num>
-  <w:num w:numId="22" w16cid:durableId="1675302794">
-    <w:abstractNumId w:val="15"/>
-  </w:num>
-  <w:num w:numId="23" w16cid:durableId="1685013448">
+  <w:num w:numId="25" w16cid:durableId="1327320753">
     <w:abstractNumId w:val="1"/>
   </w:num>
-  <w:num w:numId="24" w16cid:durableId="1043361670">
-    <w:abstractNumId w:val="5"/>
+  <w:num w:numId="26" w16cid:durableId="255017775">
+    <w:abstractNumId w:val="20"/>
+  </w:num>
+  <w:num w:numId="27" w16cid:durableId="1227037252">
+    <w:abstractNumId w:val="25"/>
   </w:num>
 </w:numbering>
 </file>
@@ -6369,11 +6682,11 @@
       <w14:ligatures w14:val="none"/>
     </w:rPr>
   </w:style>
-  <w:style w:type="paragraph" w:styleId="Titre1">
+  <w:style w:type="paragraph" w:styleId="Heading1">
     <w:name w:val="heading 1"/>
     <w:basedOn w:val="Normal"/>
     <w:next w:val="Normal"/>
-    <w:link w:val="Titre1Car"/>
+    <w:link w:val="Heading1Char"/>
     <w:uiPriority w:val="9"/>
     <w:qFormat/>
     <w:rsid w:val="00906F43"/>
@@ -6390,11 +6703,11 @@
       <w:szCs w:val="40"/>
     </w:rPr>
   </w:style>
-  <w:style w:type="paragraph" w:styleId="Titre2">
+  <w:style w:type="paragraph" w:styleId="Heading2">
     <w:name w:val="heading 2"/>
     <w:basedOn w:val="Normal"/>
     <w:next w:val="Normal"/>
-    <w:link w:val="Titre2Car"/>
+    <w:link w:val="Heading2Char"/>
     <w:uiPriority w:val="9"/>
     <w:semiHidden/>
     <w:unhideWhenUsed/>
@@ -6413,11 +6726,11 @@
       <w:szCs w:val="32"/>
     </w:rPr>
   </w:style>
-  <w:style w:type="paragraph" w:styleId="Titre3">
+  <w:style w:type="paragraph" w:styleId="Heading3">
     <w:name w:val="heading 3"/>
     <w:basedOn w:val="Normal"/>
     <w:next w:val="Normal"/>
-    <w:link w:val="Titre3Car"/>
+    <w:link w:val="Heading3Char"/>
     <w:uiPriority w:val="9"/>
     <w:semiHidden/>
     <w:unhideWhenUsed/>
@@ -6436,11 +6749,11 @@
       <w:szCs w:val="28"/>
     </w:rPr>
   </w:style>
-  <w:style w:type="paragraph" w:styleId="Titre4">
+  <w:style w:type="paragraph" w:styleId="Heading4">
     <w:name w:val="heading 4"/>
     <w:basedOn w:val="Normal"/>
     <w:next w:val="Normal"/>
-    <w:link w:val="Titre4Car"/>
+    <w:link w:val="Heading4Char"/>
     <w:uiPriority w:val="9"/>
     <w:semiHidden/>
     <w:unhideWhenUsed/>
@@ -6459,11 +6772,11 @@
       <w:color w:val="0F4761" w:themeColor="accent1" w:themeShade="BF"/>
     </w:rPr>
   </w:style>
-  <w:style w:type="paragraph" w:styleId="Titre5">
+  <w:style w:type="paragraph" w:styleId="Heading5">
     <w:name w:val="heading 5"/>
     <w:basedOn w:val="Normal"/>
     <w:next w:val="Normal"/>
-    <w:link w:val="Titre5Car"/>
+    <w:link w:val="Heading5Char"/>
     <w:uiPriority w:val="9"/>
     <w:semiHidden/>
     <w:unhideWhenUsed/>
@@ -6480,11 +6793,11 @@
       <w:color w:val="0F4761" w:themeColor="accent1" w:themeShade="BF"/>
     </w:rPr>
   </w:style>
-  <w:style w:type="paragraph" w:styleId="Titre6">
+  <w:style w:type="paragraph" w:styleId="Heading6">
     <w:name w:val="heading 6"/>
     <w:basedOn w:val="Normal"/>
     <w:next w:val="Normal"/>
-    <w:link w:val="Titre6Car"/>
+    <w:link w:val="Heading6Char"/>
     <w:uiPriority w:val="9"/>
     <w:semiHidden/>
     <w:unhideWhenUsed/>
@@ -6503,11 +6816,11 @@
       <w:color w:val="595959" w:themeColor="text1" w:themeTint="A6"/>
     </w:rPr>
   </w:style>
-  <w:style w:type="paragraph" w:styleId="Titre7">
+  <w:style w:type="paragraph" w:styleId="Heading7">
     <w:name w:val="heading 7"/>
     <w:basedOn w:val="Normal"/>
     <w:next w:val="Normal"/>
-    <w:link w:val="Titre7Car"/>
+    <w:link w:val="Heading7Char"/>
     <w:uiPriority w:val="9"/>
     <w:semiHidden/>
     <w:unhideWhenUsed/>
@@ -6524,11 +6837,11 @@
       <w:color w:val="595959" w:themeColor="text1" w:themeTint="A6"/>
     </w:rPr>
   </w:style>
-  <w:style w:type="paragraph" w:styleId="Titre8">
+  <w:style w:type="paragraph" w:styleId="Heading8">
     <w:name w:val="heading 8"/>
     <w:basedOn w:val="Normal"/>
     <w:next w:val="Normal"/>
-    <w:link w:val="Titre8Car"/>
+    <w:link w:val="Heading8Char"/>
     <w:uiPriority w:val="9"/>
     <w:semiHidden/>
     <w:unhideWhenUsed/>
@@ -6547,11 +6860,11 @@
       <w:color w:val="272727" w:themeColor="text1" w:themeTint="D8"/>
     </w:rPr>
   </w:style>
-  <w:style w:type="paragraph" w:styleId="Titre9">
+  <w:style w:type="paragraph" w:styleId="Heading9">
     <w:name w:val="heading 9"/>
     <w:basedOn w:val="Normal"/>
     <w:next w:val="Normal"/>
-    <w:link w:val="Titre9Car"/>
+    <w:link w:val="Heading9Char"/>
     <w:uiPriority w:val="9"/>
     <w:semiHidden/>
     <w:unhideWhenUsed/>
@@ -6568,12 +6881,12 @@
       <w:color w:val="272727" w:themeColor="text1" w:themeTint="D8"/>
     </w:rPr>
   </w:style>
-  <w:style w:type="character" w:default="1" w:styleId="Policepardfaut">
+  <w:style w:type="character" w:default="1" w:styleId="DefaultParagraphFont">
     <w:name w:val="Default Paragraph Font"/>
     <w:uiPriority w:val="1"/>
     <w:unhideWhenUsed/>
   </w:style>
-  <w:style w:type="table" w:default="1" w:styleId="TableauNormal">
+  <w:style w:type="table" w:default="1" w:styleId="TableNormal">
     <w:name w:val="Normal Table"/>
     <w:uiPriority w:val="99"/>
     <w:semiHidden/>
@@ -6588,16 +6901,16 @@
       </w:tblCellMar>
     </w:tblPr>
   </w:style>
-  <w:style w:type="numbering" w:default="1" w:styleId="Aucuneliste">
+  <w:style w:type="numbering" w:default="1" w:styleId="NoList">
     <w:name w:val="No List"/>
     <w:uiPriority w:val="99"/>
     <w:semiHidden/>
     <w:unhideWhenUsed/>
   </w:style>
-  <w:style w:type="character" w:customStyle="1" w:styleId="Titre1Car">
-    <w:name w:val="Titre 1 Car"/>
-    <w:basedOn w:val="Policepardfaut"/>
-    <w:link w:val="Titre1"/>
+  <w:style w:type="character" w:customStyle="1" w:styleId="Heading1Char">
+    <w:name w:val="Heading 1 Char"/>
+    <w:basedOn w:val="DefaultParagraphFont"/>
+    <w:link w:val="Heading1"/>
     <w:uiPriority w:val="9"/>
     <w:rsid w:val="00906F43"/>
     <w:rPr>
@@ -6607,10 +6920,10 @@
       <w:szCs w:val="40"/>
     </w:rPr>
   </w:style>
-  <w:style w:type="character" w:customStyle="1" w:styleId="Titre2Car">
-    <w:name w:val="Titre 2 Car"/>
-    <w:basedOn w:val="Policepardfaut"/>
-    <w:link w:val="Titre2"/>
+  <w:style w:type="character" w:customStyle="1" w:styleId="Heading2Char">
+    <w:name w:val="Heading 2 Char"/>
+    <w:basedOn w:val="DefaultParagraphFont"/>
+    <w:link w:val="Heading2"/>
     <w:uiPriority w:val="9"/>
     <w:semiHidden/>
     <w:rsid w:val="00906F43"/>
@@ -6621,10 +6934,10 @@
       <w:szCs w:val="32"/>
     </w:rPr>
   </w:style>
-  <w:style w:type="character" w:customStyle="1" w:styleId="Titre3Car">
-    <w:name w:val="Titre 3 Car"/>
-    <w:basedOn w:val="Policepardfaut"/>
-    <w:link w:val="Titre3"/>
+  <w:style w:type="character" w:customStyle="1" w:styleId="Heading3Char">
+    <w:name w:val="Heading 3 Char"/>
+    <w:basedOn w:val="DefaultParagraphFont"/>
+    <w:link w:val="Heading3"/>
     <w:uiPriority w:val="9"/>
     <w:semiHidden/>
     <w:rsid w:val="00906F43"/>
@@ -6635,10 +6948,10 @@
       <w:szCs w:val="28"/>
     </w:rPr>
   </w:style>
-  <w:style w:type="character" w:customStyle="1" w:styleId="Titre4Car">
-    <w:name w:val="Titre 4 Car"/>
-    <w:basedOn w:val="Policepardfaut"/>
-    <w:link w:val="Titre4"/>
+  <w:style w:type="character" w:customStyle="1" w:styleId="Heading4Char">
+    <w:name w:val="Heading 4 Char"/>
+    <w:basedOn w:val="DefaultParagraphFont"/>
+    <w:link w:val="Heading4"/>
     <w:uiPriority w:val="9"/>
     <w:semiHidden/>
     <w:rsid w:val="00906F43"/>
@@ -6649,10 +6962,10 @@
       <w:color w:val="0F4761" w:themeColor="accent1" w:themeShade="BF"/>
     </w:rPr>
   </w:style>
-  <w:style w:type="character" w:customStyle="1" w:styleId="Titre5Car">
-    <w:name w:val="Titre 5 Car"/>
-    <w:basedOn w:val="Policepardfaut"/>
-    <w:link w:val="Titre5"/>
+  <w:style w:type="character" w:customStyle="1" w:styleId="Heading5Char">
+    <w:name w:val="Heading 5 Char"/>
+    <w:basedOn w:val="DefaultParagraphFont"/>
+    <w:link w:val="Heading5"/>
     <w:uiPriority w:val="9"/>
     <w:semiHidden/>
     <w:rsid w:val="00906F43"/>
@@ -6661,10 +6974,10 @@
       <w:color w:val="0F4761" w:themeColor="accent1" w:themeShade="BF"/>
     </w:rPr>
   </w:style>
-  <w:style w:type="character" w:customStyle="1" w:styleId="Titre6Car">
-    <w:name w:val="Titre 6 Car"/>
-    <w:basedOn w:val="Policepardfaut"/>
-    <w:link w:val="Titre6"/>
+  <w:style w:type="character" w:customStyle="1" w:styleId="Heading6Char">
+    <w:name w:val="Heading 6 Char"/>
+    <w:basedOn w:val="DefaultParagraphFont"/>
+    <w:link w:val="Heading6"/>
     <w:uiPriority w:val="9"/>
     <w:semiHidden/>
     <w:rsid w:val="00906F43"/>
@@ -6675,10 +6988,10 @@
       <w:color w:val="595959" w:themeColor="text1" w:themeTint="A6"/>
     </w:rPr>
   </w:style>
-  <w:style w:type="character" w:customStyle="1" w:styleId="Titre7Car">
-    <w:name w:val="Titre 7 Car"/>
-    <w:basedOn w:val="Policepardfaut"/>
-    <w:link w:val="Titre7"/>
+  <w:style w:type="character" w:customStyle="1" w:styleId="Heading7Char">
+    <w:name w:val="Heading 7 Char"/>
+    <w:basedOn w:val="DefaultParagraphFont"/>
+    <w:link w:val="Heading7"/>
     <w:uiPriority w:val="9"/>
     <w:semiHidden/>
     <w:rsid w:val="00906F43"/>
@@ -6687,10 +7000,10 @@
       <w:color w:val="595959" w:themeColor="text1" w:themeTint="A6"/>
     </w:rPr>
   </w:style>
-  <w:style w:type="character" w:customStyle="1" w:styleId="Titre8Car">
-    <w:name w:val="Titre 8 Car"/>
-    <w:basedOn w:val="Policepardfaut"/>
-    <w:link w:val="Titre8"/>
+  <w:style w:type="character" w:customStyle="1" w:styleId="Heading8Char">
+    <w:name w:val="Heading 8 Char"/>
+    <w:basedOn w:val="DefaultParagraphFont"/>
+    <w:link w:val="Heading8"/>
     <w:uiPriority w:val="9"/>
     <w:semiHidden/>
     <w:rsid w:val="00906F43"/>
@@ -6701,10 +7014,10 @@
       <w:color w:val="272727" w:themeColor="text1" w:themeTint="D8"/>
     </w:rPr>
   </w:style>
-  <w:style w:type="character" w:customStyle="1" w:styleId="Titre9Car">
-    <w:name w:val="Titre 9 Car"/>
-    <w:basedOn w:val="Policepardfaut"/>
-    <w:link w:val="Titre9"/>
+  <w:style w:type="character" w:customStyle="1" w:styleId="Heading9Char">
+    <w:name w:val="Heading 9 Char"/>
+    <w:basedOn w:val="DefaultParagraphFont"/>
+    <w:link w:val="Heading9"/>
     <w:uiPriority w:val="9"/>
     <w:semiHidden/>
     <w:rsid w:val="00906F43"/>
@@ -6713,11 +7026,11 @@
       <w:color w:val="272727" w:themeColor="text1" w:themeTint="D8"/>
     </w:rPr>
   </w:style>
-  <w:style w:type="paragraph" w:styleId="Titre">
+  <w:style w:type="paragraph" w:styleId="Title">
     <w:name w:val="Title"/>
     <w:basedOn w:val="Normal"/>
     <w:next w:val="Normal"/>
-    <w:link w:val="TitreCar"/>
+    <w:link w:val="TitleChar"/>
     <w:uiPriority w:val="10"/>
     <w:qFormat/>
     <w:rsid w:val="00906F43"/>
@@ -6733,10 +7046,10 @@
       <w:szCs w:val="56"/>
     </w:rPr>
   </w:style>
-  <w:style w:type="character" w:customStyle="1" w:styleId="TitreCar">
-    <w:name w:val="Titre Car"/>
-    <w:basedOn w:val="Policepardfaut"/>
-    <w:link w:val="Titre"/>
+  <w:style w:type="character" w:customStyle="1" w:styleId="TitleChar">
+    <w:name w:val="Title Char"/>
+    <w:basedOn w:val="DefaultParagraphFont"/>
+    <w:link w:val="Title"/>
     <w:uiPriority w:val="10"/>
     <w:rsid w:val="00906F43"/>
     <w:rPr>
@@ -6747,11 +7060,11 @@
       <w:szCs w:val="56"/>
     </w:rPr>
   </w:style>
-  <w:style w:type="paragraph" w:styleId="Sous-titre">
+  <w:style w:type="paragraph" w:styleId="Subtitle">
     <w:name w:val="Subtitle"/>
     <w:basedOn w:val="Normal"/>
     <w:next w:val="Normal"/>
-    <w:link w:val="Sous-titreCar"/>
+    <w:link w:val="SubtitleChar"/>
     <w:uiPriority w:val="11"/>
     <w:qFormat/>
     <w:rsid w:val="00906F43"/>
@@ -6768,10 +7081,10 @@
       <w:szCs w:val="28"/>
     </w:rPr>
   </w:style>
-  <w:style w:type="character" w:customStyle="1" w:styleId="Sous-titreCar">
-    <w:name w:val="Sous-titre Car"/>
-    <w:basedOn w:val="Policepardfaut"/>
-    <w:link w:val="Sous-titre"/>
+  <w:style w:type="character" w:customStyle="1" w:styleId="SubtitleChar">
+    <w:name w:val="Subtitle Char"/>
+    <w:basedOn w:val="DefaultParagraphFont"/>
+    <w:link w:val="Subtitle"/>
     <w:uiPriority w:val="11"/>
     <w:rsid w:val="00906F43"/>
     <w:rPr>
@@ -6782,11 +7095,11 @@
       <w:szCs w:val="28"/>
     </w:rPr>
   </w:style>
-  <w:style w:type="paragraph" w:styleId="Citation">
+  <w:style w:type="paragraph" w:styleId="Quote">
     <w:name w:val="Quote"/>
     <w:basedOn w:val="Normal"/>
     <w:next w:val="Normal"/>
-    <w:link w:val="CitationCar"/>
+    <w:link w:val="QuoteChar"/>
     <w:uiPriority w:val="29"/>
     <w:qFormat/>
     <w:rsid w:val="00906F43"/>
@@ -6800,10 +7113,10 @@
       <w:color w:val="404040" w:themeColor="text1" w:themeTint="BF"/>
     </w:rPr>
   </w:style>
-  <w:style w:type="character" w:customStyle="1" w:styleId="CitationCar">
-    <w:name w:val="Citation Car"/>
-    <w:basedOn w:val="Policepardfaut"/>
-    <w:link w:val="Citation"/>
+  <w:style w:type="character" w:customStyle="1" w:styleId="QuoteChar">
+    <w:name w:val="Quote Char"/>
+    <w:basedOn w:val="DefaultParagraphFont"/>
+    <w:link w:val="Quote"/>
     <w:uiPriority w:val="29"/>
     <w:rsid w:val="00906F43"/>
     <w:rPr>
@@ -6812,7 +7125,7 @@
       <w:color w:val="404040" w:themeColor="text1" w:themeTint="BF"/>
     </w:rPr>
   </w:style>
-  <w:style w:type="paragraph" w:styleId="Paragraphedeliste">
+  <w:style w:type="paragraph" w:styleId="ListParagraph">
     <w:name w:val="List Paragraph"/>
     <w:basedOn w:val="Normal"/>
     <w:uiPriority w:val="34"/>
@@ -6823,9 +7136,9 @@
       <w:contextualSpacing/>
     </w:pPr>
   </w:style>
-  <w:style w:type="character" w:styleId="Accentuationintense">
+  <w:style w:type="character" w:styleId="IntenseEmphasis">
     <w:name w:val="Intense Emphasis"/>
-    <w:basedOn w:val="Policepardfaut"/>
+    <w:basedOn w:val="DefaultParagraphFont"/>
     <w:uiPriority w:val="21"/>
     <w:qFormat/>
     <w:rsid w:val="00906F43"/>
@@ -6835,11 +7148,11 @@
       <w:color w:val="0F4761" w:themeColor="accent1" w:themeShade="BF"/>
     </w:rPr>
   </w:style>
-  <w:style w:type="paragraph" w:styleId="Citationintense">
+  <w:style w:type="paragraph" w:styleId="IntenseQuote">
     <w:name w:val="Intense Quote"/>
     <w:basedOn w:val="Normal"/>
     <w:next w:val="Normal"/>
-    <w:link w:val="CitationintenseCar"/>
+    <w:link w:val="IntenseQuoteChar"/>
     <w:uiPriority w:val="30"/>
     <w:qFormat/>
     <w:rsid w:val="00906F43"/>
@@ -6858,10 +7171,10 @@
       <w:color w:val="0F4761" w:themeColor="accent1" w:themeShade="BF"/>
     </w:rPr>
   </w:style>
-  <w:style w:type="character" w:customStyle="1" w:styleId="CitationintenseCar">
-    <w:name w:val="Citation intense Car"/>
-    <w:basedOn w:val="Policepardfaut"/>
-    <w:link w:val="Citationintense"/>
+  <w:style w:type="character" w:customStyle="1" w:styleId="IntenseQuoteChar">
+    <w:name w:val="Intense Quote Char"/>
+    <w:basedOn w:val="DefaultParagraphFont"/>
+    <w:link w:val="IntenseQuote"/>
     <w:uiPriority w:val="30"/>
     <w:rsid w:val="00906F43"/>
     <w:rPr>
@@ -6870,9 +7183,9 @@
       <w:color w:val="0F4761" w:themeColor="accent1" w:themeShade="BF"/>
     </w:rPr>
   </w:style>
-  <w:style w:type="character" w:styleId="Rfrenceintense">
+  <w:style w:type="character" w:styleId="IntenseReference">
     <w:name w:val="Intense Reference"/>
-    <w:basedOn w:val="Policepardfaut"/>
+    <w:basedOn w:val="DefaultParagraphFont"/>
     <w:uiPriority w:val="32"/>
     <w:qFormat/>
     <w:rsid w:val="00906F43"/>
@@ -6884,10 +7197,10 @@
       <w:spacing w:val="5"/>
     </w:rPr>
   </w:style>
-  <w:style w:type="paragraph" w:styleId="En-tte">
+  <w:style w:type="paragraph" w:styleId="Header">
     <w:name w:val="header"/>
     <w:basedOn w:val="Normal"/>
-    <w:link w:val="En-tteCar"/>
+    <w:link w:val="HeaderChar"/>
     <w:uiPriority w:val="99"/>
     <w:unhideWhenUsed/>
     <w:rsid w:val="00906F43"/>
@@ -6899,17 +7212,17 @@
       <w:spacing w:after="0" w:line="240" w:lineRule="auto"/>
     </w:pPr>
   </w:style>
-  <w:style w:type="character" w:customStyle="1" w:styleId="En-tteCar">
-    <w:name w:val="En-tête Car"/>
-    <w:basedOn w:val="Policepardfaut"/>
-    <w:link w:val="En-tte"/>
+  <w:style w:type="character" w:customStyle="1" w:styleId="HeaderChar">
+    <w:name w:val="Header Char"/>
+    <w:basedOn w:val="DefaultParagraphFont"/>
+    <w:link w:val="Header"/>
     <w:uiPriority w:val="99"/>
     <w:rsid w:val="00906F43"/>
   </w:style>
-  <w:style w:type="paragraph" w:styleId="Pieddepage">
+  <w:style w:type="paragraph" w:styleId="Footer">
     <w:name w:val="footer"/>
     <w:basedOn w:val="Normal"/>
-    <w:link w:val="PieddepageCar"/>
+    <w:link w:val="FooterChar"/>
     <w:uiPriority w:val="99"/>
     <w:unhideWhenUsed/>
     <w:rsid w:val="00906F43"/>
@@ -6921,10 +7234,10 @@
       <w:spacing w:after="0" w:line="240" w:lineRule="auto"/>
     </w:pPr>
   </w:style>
-  <w:style w:type="character" w:customStyle="1" w:styleId="PieddepageCar">
-    <w:name w:val="Pied de page Car"/>
-    <w:basedOn w:val="Policepardfaut"/>
-    <w:link w:val="Pieddepage"/>
+  <w:style w:type="character" w:customStyle="1" w:styleId="FooterChar">
+    <w:name w:val="Footer Char"/>
+    <w:basedOn w:val="DefaultParagraphFont"/>
+    <w:link w:val="Footer"/>
     <w:uiPriority w:val="99"/>
     <w:rsid w:val="00906F43"/>
   </w:style>
